--- a/Ausgabe/Klasse_10/04_Wahlbereich_Mobile_Endgeraete/05_Praesentationen/md.docx
+++ b/Ausgabe/Klasse_10/04_Wahlbereich_Mobile_Endgeraete/05_Praesentationen/md.docx
@@ -49,22 +49,51 @@
         <w:br w:type="page"/>
       </w:r>
     </w:p>
-    <w:bookmarkStart w:id="31" w:name="präsentation-mobiles-bezahlen"/>
+    <w:bookmarkStart w:id="83" w:name="Xc17bc2bd145c5340e5956db212762b687dcb04d"/>
     <w:p>
       <w:pPr>
         <w:pStyle w:val="Heading1"/>
       </w:pPr>
       <w:r>
-        <w:t xml:space="preserve">Präsentation – Mobiles Bezahlen</w:t>
-      </w:r>
-    </w:p>
-    <w:bookmarkStart w:id="20" w:name="folie-1"/>
+        <w:t xml:space="preserve">Präsentation – Mobile Endgeräte und mobiles Bezahlen</w:t>
+      </w:r>
+    </w:p>
+    <w:bookmarkStart w:id="20" w:name="leitfrage"/>
     <w:p>
       <w:pPr>
         <w:pStyle w:val="Heading2"/>
       </w:pPr>
       <w:r>
-        <w:t xml:space="preserve">Folie 1</w:t>
+        <w:t xml:space="preserve">Leitfrage</w:t>
+      </w:r>
+    </w:p>
+    <w:p>
+      <w:pPr>
+        <w:pStyle w:val="BlockText"/>
+      </w:pPr>
+      <w:r>
+        <w:rPr>
+          <w:bCs/>
+          <w:b/>
+        </w:rPr>
+        <w:t xml:space="preserve">Wie wird aus einem Smartphone ein mobiler Computer – und was passiert, wenn wir damit bezahlen?</w:t>
+      </w:r>
+    </w:p>
+    <w:p>
+      <w:r>
+        <w:pict>
+          <v:rect style="width:0;height:1.5pt" o:hralign="center" o:hrstd="t" o:hr="t"/>
+        </w:pict>
+      </w:r>
+    </w:p>
+    <w:bookmarkEnd w:id="20"/>
+    <w:bookmarkStart w:id="22" w:name="folie-1-ein-smartphone-ist-ein-computer"/>
+    <w:p>
+      <w:pPr>
+        <w:pStyle w:val="Heading2"/>
+      </w:pPr>
+      <w:r>
+        <w:t xml:space="preserve">Folie 1 – Ein Smartphone ist ein Computer</w:t>
       </w:r>
     </w:p>
     <w:p>
@@ -72,17 +101,184 @@
         <w:pStyle w:val="FirstParagraph"/>
       </w:pPr>
       <w:r>
-        <w:t xml:space="preserve">Leitfrage: Was passiert eigentlich, wenn ich mit dem Smartphone bezahle?</w:t>
-      </w:r>
-    </w:p>
-    <w:bookmarkEnd w:id="20"/>
-    <w:bookmarkStart w:id="21" w:name="folie-2"/>
+        <w:t xml:space="preserve">Ein mobiles Endgerät vereint viele Funktionen:</w:t>
+      </w:r>
+      <w:r>
+        <w:t xml:space="preserve"> </w:t>
+      </w:r>
+      <w:r>
+        <w:t xml:space="preserve">- Rechnen und Speichern</w:t>
+      </w:r>
+      <w:r>
+        <w:t xml:space="preserve"> </w:t>
+      </w:r>
+      <w:r>
+        <w:t xml:space="preserve">- Kommunikation</w:t>
+      </w:r>
+      <w:r>
+        <w:t xml:space="preserve"> </w:t>
+      </w:r>
+      <w:r>
+        <w:t xml:space="preserve">- Sensoren</w:t>
+      </w:r>
+      <w:r>
+        <w:t xml:space="preserve"> </w:t>
+      </w:r>
+      <w:r>
+        <w:t xml:space="preserve">- Kamera und Medien</w:t>
+      </w:r>
+      <w:r>
+        <w:t xml:space="preserve"> </w:t>
+      </w:r>
+      <w:r>
+        <w:t xml:space="preserve">- Ortung</w:t>
+      </w:r>
+      <w:r>
+        <w:t xml:space="preserve"> </w:t>
+      </w:r>
+      <w:r>
+        <w:t xml:space="preserve">- Apps</w:t>
+      </w:r>
+      <w:r>
+        <w:t xml:space="preserve"> </w:t>
+      </w:r>
+      <w:r>
+        <w:t xml:space="preserve">- Sicherheitsfunktionen</w:t>
+      </w:r>
+    </w:p>
+    <w:p>
+      <w:pPr>
+        <w:pStyle w:val="BodyText"/>
+      </w:pPr>
+      <w:r>
+        <w:rPr>
+          <w:bCs/>
+          <w:b/>
+        </w:rPr>
+        <w:t xml:space="preserve">Leitfrage:</w:t>
+      </w:r>
+      <w:r>
+        <w:t xml:space="preserve"> </w:t>
+      </w:r>
+      <w:r>
+        <w:t xml:space="preserve">Welche Komponenten arbeiten zusammen, wenn wir eine App verwenden oder mobil bezahlen?</w:t>
+      </w:r>
+    </w:p>
+    <w:bookmarkStart w:id="21" w:name="lehrerhinweis"/>
+    <w:p>
+      <w:pPr>
+        <w:pStyle w:val="Heading3"/>
+      </w:pPr>
+      <w:r>
+        <w:t xml:space="preserve">LEHRERHINWEIS</w:t>
+      </w:r>
+    </w:p>
+    <w:p>
+      <w:pPr>
+        <w:pStyle w:val="FirstParagraph"/>
+      </w:pPr>
+      <w:r>
+        <w:rPr>
+          <w:bCs/>
+          <w:b/>
+        </w:rPr>
+        <w:t xml:space="preserve">Mobiles Endgerät:</w:t>
+      </w:r>
+      <w:r>
+        <w:t xml:space="preserve"> </w:t>
+      </w:r>
+      <w:r>
+        <w:t xml:space="preserve">Tragbares digitales Gerät, das Daten verarbeitet und typischerweise drahtlos kommunizieren kann. Beispiele sind Smartphone, Tablet und Smartwatch. Die Grenzen zu anderen Gerätekategorien sind fließend.</w:t>
+      </w:r>
+    </w:p>
+    <w:p>
+      <w:r>
+        <w:pict>
+          <v:rect style="width:0;height:1.5pt" o:hralign="center" o:hrstd="t" o:hr="t"/>
+        </w:pict>
+      </w:r>
+    </w:p>
+    <w:bookmarkEnd w:id="21"/>
+    <w:bookmarkEnd w:id="22"/>
+    <w:bookmarkStart w:id="24" w:name="folie-2-typische-mobile-endgeräte"/>
     <w:p>
       <w:pPr>
         <w:pStyle w:val="Heading2"/>
       </w:pPr>
       <w:r>
-        <w:t xml:space="preserve">Folie 2</w:t>
+        <w:t xml:space="preserve">Folie 2 – Typische mobile Endgeräte</w:t>
+      </w:r>
+    </w:p>
+    <w:p>
+      <w:pPr>
+        <w:numPr>
+          <w:ilvl w:val="0"/>
+          <w:numId w:val="1001"/>
+        </w:numPr>
+        <w:pStyle w:val="Compact"/>
+      </w:pPr>
+      <w:r>
+        <w:t xml:space="preserve">Smartphone</w:t>
+      </w:r>
+    </w:p>
+    <w:p>
+      <w:pPr>
+        <w:numPr>
+          <w:ilvl w:val="0"/>
+          <w:numId w:val="1001"/>
+        </w:numPr>
+        <w:pStyle w:val="Compact"/>
+      </w:pPr>
+      <w:r>
+        <w:t xml:space="preserve">Tablet</w:t>
+      </w:r>
+    </w:p>
+    <w:p>
+      <w:pPr>
+        <w:numPr>
+          <w:ilvl w:val="0"/>
+          <w:numId w:val="1001"/>
+        </w:numPr>
+        <w:pStyle w:val="Compact"/>
+      </w:pPr>
+      <w:r>
+        <w:t xml:space="preserve">Smartwatch</w:t>
+      </w:r>
+    </w:p>
+    <w:p>
+      <w:pPr>
+        <w:numPr>
+          <w:ilvl w:val="0"/>
+          <w:numId w:val="1001"/>
+        </w:numPr>
+        <w:pStyle w:val="Compact"/>
+      </w:pPr>
+      <w:r>
+        <w:t xml:space="preserve">mobile Spielekonsole</w:t>
+      </w:r>
+    </w:p>
+    <w:p>
+      <w:pPr>
+        <w:numPr>
+          <w:ilvl w:val="0"/>
+          <w:numId w:val="1001"/>
+        </w:numPr>
+        <w:pStyle w:val="Compact"/>
+      </w:pPr>
+      <w:r>
+        <w:t xml:space="preserve">Navigationsgerät</w:t>
+      </w:r>
+    </w:p>
+    <w:p>
+      <w:pPr>
+        <w:numPr>
+          <w:ilvl w:val="0"/>
+          <w:numId w:val="1001"/>
+        </w:numPr>
+        <w:pStyle w:val="Compact"/>
+      </w:pPr>
+      <w:r>
+        <w:t xml:space="preserve">spezialisierte Handheld-Geräte</w:t>
       </w:r>
     </w:p>
     <w:p>
@@ -90,17 +286,72 @@
         <w:pStyle w:val="FirstParagraph"/>
       </w:pPr>
       <w:r>
-        <w:t xml:space="preserve">Beteiligte: Kunde – Smartphone – Händlerterminal – Zahlungsdienst – Bank.</w:t>
-      </w:r>
-    </w:p>
-    <w:bookmarkEnd w:id="21"/>
-    <w:bookmarkStart w:id="22" w:name="folie-3"/>
+        <w:t xml:space="preserve">Gemeinsamkeiten:</w:t>
+      </w:r>
+      <w:r>
+        <w:t xml:space="preserve"> </w:t>
+      </w:r>
+      <w:r>
+        <w:t xml:space="preserve">- kompakte Bauform</w:t>
+      </w:r>
+      <w:r>
+        <w:t xml:space="preserve"> </w:t>
+      </w:r>
+      <w:r>
+        <w:t xml:space="preserve">- eigener Energiespeicher</w:t>
+      </w:r>
+      <w:r>
+        <w:t xml:space="preserve"> </w:t>
+      </w:r>
+      <w:r>
+        <w:t xml:space="preserve">- Ein- und Ausgabe</w:t>
+      </w:r>
+      <w:r>
+        <w:t xml:space="preserve"> </w:t>
+      </w:r>
+      <w:r>
+        <w:t xml:space="preserve">- Datenverarbeitung</w:t>
+      </w:r>
+      <w:r>
+        <w:t xml:space="preserve"> </w:t>
+      </w:r>
+      <w:r>
+        <w:t xml:space="preserve">- häufig drahtlose Kommunikation</w:t>
+      </w:r>
+    </w:p>
+    <w:bookmarkStart w:id="23" w:name="lehrerhinweis-1"/>
+    <w:p>
+      <w:pPr>
+        <w:pStyle w:val="Heading3"/>
+      </w:pPr>
+      <w:r>
+        <w:t xml:space="preserve">LEHRERHINWEIS</w:t>
+      </w:r>
+    </w:p>
+    <w:p>
+      <w:pPr>
+        <w:pStyle w:val="FirstParagraph"/>
+      </w:pPr>
+      <w:r>
+        <w:t xml:space="preserve">Nicht jedes mobile Endgerät besitzt Mobilfunk. „Mobil“ bedeutet zunächst, dass das Gerät für ortsunabhängige Nutzung ausgelegt ist.</w:t>
+      </w:r>
+    </w:p>
+    <w:p>
+      <w:r>
+        <w:pict>
+          <v:rect style="width:0;height:1.5pt" o:hralign="center" o:hrstd="t" o:hr="t"/>
+        </w:pict>
+      </w:r>
+    </w:p>
+    <w:bookmarkEnd w:id="23"/>
+    <w:bookmarkEnd w:id="24"/>
+    <w:bookmarkStart w:id="26" w:name="folie-3-was-steckt-im-smartphone"/>
     <w:p>
       <w:pPr>
         <w:pStyle w:val="Heading2"/>
       </w:pPr>
       <w:r>
-        <w:t xml:space="preserve">Folie 3</w:t>
+        <w:t xml:space="preserve">Folie 3 – Was steckt im Smartphone?</w:t>
       </w:r>
     </w:p>
     <w:p>
@@ -108,17 +359,136 @@
         <w:pStyle w:val="FirstParagraph"/>
       </w:pPr>
       <w:r>
-        <w:t xml:space="preserve">Datenfluss als Modell: Wer sendet wem welche Anfrage?</w:t>
-      </w:r>
-    </w:p>
-    <w:bookmarkEnd w:id="22"/>
-    <w:bookmarkStart w:id="23" w:name="folie-4"/>
+        <w:t xml:space="preserve">Typische Komponenten:</w:t>
+      </w:r>
+      <w:r>
+        <w:t xml:space="preserve"> </w:t>
+      </w:r>
+      <w:r>
+        <w:t xml:space="preserve">- System-on-a-Chip</w:t>
+      </w:r>
+      <w:r>
+        <w:t xml:space="preserve"> </w:t>
+      </w:r>
+      <w:r>
+        <w:t xml:space="preserve">- Arbeitsspeicher</w:t>
+      </w:r>
+      <w:r>
+        <w:t xml:space="preserve"> </w:t>
+      </w:r>
+      <w:r>
+        <w:t xml:space="preserve">- Flash-Speicher</w:t>
+      </w:r>
+      <w:r>
+        <w:t xml:space="preserve"> </w:t>
+      </w:r>
+      <w:r>
+        <w:t xml:space="preserve">- Display und Touchscreen</w:t>
+      </w:r>
+      <w:r>
+        <w:t xml:space="preserve"> </w:t>
+      </w:r>
+      <w:r>
+        <w:t xml:space="preserve">- Akku</w:t>
+      </w:r>
+      <w:r>
+        <w:t xml:space="preserve"> </w:t>
+      </w:r>
+      <w:r>
+        <w:t xml:space="preserve">- Funkmodule</w:t>
+      </w:r>
+      <w:r>
+        <w:t xml:space="preserve"> </w:t>
+      </w:r>
+      <w:r>
+        <w:t xml:space="preserve">- Kameras</w:t>
+      </w:r>
+      <w:r>
+        <w:t xml:space="preserve"> </w:t>
+      </w:r>
+      <w:r>
+        <w:t xml:space="preserve">- Sensoren</w:t>
+      </w:r>
+    </w:p>
+    <w:bookmarkStart w:id="25" w:name="lehrerhinweis-2"/>
+    <w:p>
+      <w:pPr>
+        <w:pStyle w:val="Heading3"/>
+      </w:pPr>
+      <w:r>
+        <w:t xml:space="preserve">LEHRERHINWEIS</w:t>
+      </w:r>
+    </w:p>
+    <w:p>
+      <w:pPr>
+        <w:pStyle w:val="FirstParagraph"/>
+      </w:pPr>
+      <w:r>
+        <w:rPr>
+          <w:bCs/>
+          <w:b/>
+        </w:rPr>
+        <w:t xml:space="preserve">System-on-a-Chip (SoC):</w:t>
+      </w:r>
+      <w:r>
+        <w:t xml:space="preserve"> </w:t>
+      </w:r>
+      <w:r>
+        <w:t xml:space="preserve">Ein integrierter Schaltkreis, der mehrere zentrale Funktionen eines Computersystems auf einem Chip vereint. Dazu gehören typischerweise Prozessorbereiche und weitere spezialisierte Einheiten. Die genaue Zusammensetzung unterscheidet sich je nach Gerät.</w:t>
+      </w:r>
+    </w:p>
+    <w:p>
+      <w:pPr>
+        <w:pStyle w:val="BodyText"/>
+      </w:pPr>
+      <w:r>
+        <w:rPr>
+          <w:bCs/>
+          <w:b/>
+        </w:rPr>
+        <w:t xml:space="preserve">Arbeitsspeicher:</w:t>
+      </w:r>
+      <w:r>
+        <w:t xml:space="preserve"> </w:t>
+      </w:r>
+      <w:r>
+        <w:t xml:space="preserve">Schneller Speicher für aktuell benötigte Programme und Daten. Sein Inhalt ist typischerweise flüchtig.</w:t>
+      </w:r>
+    </w:p>
+    <w:p>
+      <w:pPr>
+        <w:pStyle w:val="BodyText"/>
+      </w:pPr>
+      <w:r>
+        <w:rPr>
+          <w:bCs/>
+          <w:b/>
+        </w:rPr>
+        <w:t xml:space="preserve">Flash-Speicher:</w:t>
+      </w:r>
+      <w:r>
+        <w:t xml:space="preserve"> </w:t>
+      </w:r>
+      <w:r>
+        <w:t xml:space="preserve">Nichtflüchtiger elektronischer Speicher, auf dem beispielsweise Betriebssystem, Apps, Fotos und Dateien dauerhaft gespeichert werden können.</w:t>
+      </w:r>
+    </w:p>
+    <w:p>
+      <w:r>
+        <w:pict>
+          <v:rect style="width:0;height:1.5pt" o:hralign="center" o:hrstd="t" o:hr="t"/>
+        </w:pict>
+      </w:r>
+    </w:p>
+    <w:bookmarkEnd w:id="25"/>
+    <w:bookmarkEnd w:id="26"/>
+    <w:bookmarkStart w:id="28" w:name="Xcf2b9e72ef34efd1f3cb4a9cf68cc5af6abaf90"/>
     <w:p>
       <w:pPr>
         <w:pStyle w:val="Heading2"/>
       </w:pPr>
       <w:r>
-        <w:t xml:space="preserve">Folie 4</w:t>
+        <w:t xml:space="preserve">Folie 4 – Ein Gerät, viele spezialisierte Einheiten</w:t>
       </w:r>
     </w:p>
     <w:p>
@@ -126,17 +496,86 @@
         <w:pStyle w:val="FirstParagraph"/>
       </w:pPr>
       <w:r>
-        <w:t xml:space="preserve">Authentisierung: Wer bist du?</w:t>
-      </w:r>
-    </w:p>
-    <w:bookmarkEnd w:id="23"/>
-    <w:bookmarkStart w:id="24" w:name="folie-5"/>
+        <w:t xml:space="preserve">Ein Smartphone erledigt nicht jede Aufgabe mit genau derselben Recheneinheit.</w:t>
+      </w:r>
+    </w:p>
+    <w:p>
+      <w:pPr>
+        <w:pStyle w:val="BodyText"/>
+      </w:pPr>
+      <w:r>
+        <w:t xml:space="preserve">Beispiele:</w:t>
+      </w:r>
+      <w:r>
+        <w:t xml:space="preserve"> </w:t>
+      </w:r>
+      <w:r>
+        <w:t xml:space="preserve">- allgemeine Programmausführung</w:t>
+      </w:r>
+      <w:r>
+        <w:t xml:space="preserve"> </w:t>
+      </w:r>
+      <w:r>
+        <w:t xml:space="preserve">- Grafikberechnung</w:t>
+      </w:r>
+      <w:r>
+        <w:t xml:space="preserve"> </w:t>
+      </w:r>
+      <w:r>
+        <w:t xml:space="preserve">- Bildverarbeitung</w:t>
+      </w:r>
+      <w:r>
+        <w:t xml:space="preserve"> </w:t>
+      </w:r>
+      <w:r>
+        <w:t xml:space="preserve">- Mobilfunk</w:t>
+      </w:r>
+      <w:r>
+        <w:t xml:space="preserve"> </w:t>
+      </w:r>
+      <w:r>
+        <w:t xml:space="preserve">- Verschlüsselungs- und Sicherheitsfunktionen</w:t>
+      </w:r>
+      <w:r>
+        <w:t xml:space="preserve"> </w:t>
+      </w:r>
+      <w:r>
+        <w:t xml:space="preserve">- Verarbeitung für Künstliche Intelligenz</w:t>
+      </w:r>
+    </w:p>
+    <w:bookmarkStart w:id="27" w:name="lehrerhinweis-3"/>
+    <w:p>
+      <w:pPr>
+        <w:pStyle w:val="Heading3"/>
+      </w:pPr>
+      <w:r>
+        <w:t xml:space="preserve">LEHRERHINWEIS</w:t>
+      </w:r>
+    </w:p>
+    <w:p>
+      <w:pPr>
+        <w:pStyle w:val="FirstParagraph"/>
+      </w:pPr>
+      <w:r>
+        <w:t xml:space="preserve">Moderne SoCs enthalten neben allgemeinen Prozessorkernen häufig spezialisierte Recheneinheiten. Für Klasse 10 genügt die Erkenntnis, dass Spezialisierung bestimmte Aufgaben effizienter ausführen kann. Architekturdetails einzelner Hersteller sind nicht erforderlich.</w:t>
+      </w:r>
+    </w:p>
+    <w:p>
+      <w:r>
+        <w:pict>
+          <v:rect style="width:0;height:1.5pt" o:hralign="center" o:hrstd="t" o:hr="t"/>
+        </w:pict>
+      </w:r>
+    </w:p>
+    <w:bookmarkEnd w:id="27"/>
+    <w:bookmarkEnd w:id="28"/>
+    <w:bookmarkStart w:id="30" w:name="X2ba4bbf4d1c89db44347226820dc3e3bbb5f579"/>
     <w:p>
       <w:pPr>
         <w:pStyle w:val="Heading2"/>
       </w:pPr>
       <w:r>
-        <w:t xml:space="preserve">Folie 5</w:t>
+        <w:t xml:space="preserve">Folie 5 – Sensoren machen die Umgebung messbar</w:t>
       </w:r>
     </w:p>
     <w:p>
@@ -144,17 +583,106 @@
         <w:pStyle w:val="FirstParagraph"/>
       </w:pPr>
       <w:r>
-        <w:t xml:space="preserve">Autorisierung: Darf diese konkrete Zahlung ausgeführt werden?</w:t>
-      </w:r>
-    </w:p>
-    <w:bookmarkEnd w:id="24"/>
-    <w:bookmarkStart w:id="25" w:name="folie-6"/>
+        <w:t xml:space="preserve">Mögliche Sensoren und Datenquellen:</w:t>
+      </w:r>
+      <w:r>
+        <w:t xml:space="preserve"> </w:t>
+      </w:r>
+      <w:r>
+        <w:t xml:space="preserve">- Kamera</w:t>
+      </w:r>
+      <w:r>
+        <w:t xml:space="preserve"> </w:t>
+      </w:r>
+      <w:r>
+        <w:t xml:space="preserve">- Mikrofon</w:t>
+      </w:r>
+      <w:r>
+        <w:t xml:space="preserve"> </w:t>
+      </w:r>
+      <w:r>
+        <w:t xml:space="preserve">- Beschleunigungssensor</w:t>
+      </w:r>
+      <w:r>
+        <w:t xml:space="preserve"> </w:t>
+      </w:r>
+      <w:r>
+        <w:t xml:space="preserve">- Drehratensensor</w:t>
+      </w:r>
+      <w:r>
+        <w:t xml:space="preserve"> </w:t>
+      </w:r>
+      <w:r>
+        <w:t xml:space="preserve">- Näherungs- und Umgebungslichtsensor</w:t>
+      </w:r>
+      <w:r>
+        <w:t xml:space="preserve"> </w:t>
+      </w:r>
+      <w:r>
+        <w:t xml:space="preserve">- Magnetfeldsensor</w:t>
+      </w:r>
+      <w:r>
+        <w:t xml:space="preserve"> </w:t>
+      </w:r>
+      <w:r>
+        <w:t xml:space="preserve">- satellitengestützte Positionsbestimmung</w:t>
+      </w:r>
+    </w:p>
+    <w:p>
+      <w:pPr>
+        <w:pStyle w:val="BlockText"/>
+      </w:pPr>
+      <w:r>
+        <w:rPr>
+          <w:bCs/>
+          <w:b/>
+        </w:rPr>
+        <w:t xml:space="preserve">Ein Sensor wandelt eine physikalische Größe oder ein Ereignis in digital verarbeitbare Messwerte um.</w:t>
+      </w:r>
+    </w:p>
+    <w:bookmarkStart w:id="29" w:name="lehrerhinweis-4"/>
+    <w:p>
+      <w:pPr>
+        <w:pStyle w:val="Heading3"/>
+      </w:pPr>
+      <w:r>
+        <w:t xml:space="preserve">LEHRERHINWEIS</w:t>
+      </w:r>
+    </w:p>
+    <w:p>
+      <w:pPr>
+        <w:pStyle w:val="FirstParagraph"/>
+      </w:pPr>
+      <w:r>
+        <w:rPr>
+          <w:bCs/>
+          <w:b/>
+        </w:rPr>
+        <w:t xml:space="preserve">Sensor:</w:t>
+      </w:r>
+      <w:r>
+        <w:t xml:space="preserve"> </w:t>
+      </w:r>
+      <w:r>
+        <w:t xml:space="preserve">Bauteil bzw. System zur Erfassung physikalischer Größen oder Zustände. Nicht jedes Smartphone enthält dieselbe Sensorausstattung.</w:t>
+      </w:r>
+    </w:p>
+    <w:p>
+      <w:r>
+        <w:pict>
+          <v:rect style="width:0;height:1.5pt" o:hralign="center" o:hrstd="t" o:hr="t"/>
+        </w:pict>
+      </w:r>
+    </w:p>
+    <w:bookmarkEnd w:id="29"/>
+    <w:bookmarkEnd w:id="30"/>
+    <w:bookmarkStart w:id="32" w:name="X57b5d052bad608416dbf18f5be024065111d237"/>
     <w:p>
       <w:pPr>
         <w:pStyle w:val="Heading2"/>
       </w:pPr>
       <w:r>
-        <w:t xml:space="preserve">Folie 6</w:t>
+        <w:t xml:space="preserve">Folie 6 – Woher weiß das Smartphone, wie es bewegt wird?</w:t>
       </w:r>
     </w:p>
     <w:p>
@@ -162,17 +690,102 @@
         <w:pStyle w:val="FirstParagraph"/>
       </w:pPr>
       <w:r>
-        <w:t xml:space="preserve">Schutzmechanismen: Gerätesperre, zusätzliche Freigabe, Token, Benachrichtigung, Sperrmöglichkeit.</w:t>
-      </w:r>
-    </w:p>
-    <w:bookmarkEnd w:id="25"/>
-    <w:bookmarkStart w:id="26" w:name="folie-7"/>
+        <w:rPr>
+          <w:bCs/>
+          <w:b/>
+        </w:rPr>
+        <w:t xml:space="preserve">Beschleunigungssensor:</w:t>
+      </w:r>
+      <w:r>
+        <w:t xml:space="preserve"> </w:t>
+      </w:r>
+      <w:r>
+        <w:t xml:space="preserve">misst Beschleunigungen entlang mehrerer Achsen.</w:t>
+      </w:r>
+    </w:p>
+    <w:p>
+      <w:pPr>
+        <w:pStyle w:val="BodyText"/>
+      </w:pPr>
+      <w:r>
+        <w:rPr>
+          <w:bCs/>
+          <w:b/>
+        </w:rPr>
+        <w:t xml:space="preserve">Drehratensensor / Gyroskop:</w:t>
+      </w:r>
+      <w:r>
+        <w:t xml:space="preserve"> </w:t>
+      </w:r>
+      <w:r>
+        <w:t xml:space="preserve">erfasst Drehbewegungen bzw. Winkelgeschwindigkeit.</w:t>
+      </w:r>
+    </w:p>
+    <w:p>
+      <w:pPr>
+        <w:pStyle w:val="BodyText"/>
+      </w:pPr>
+      <w:r>
+        <w:t xml:space="preserve">Anwendungen:</w:t>
+      </w:r>
+      <w:r>
+        <w:t xml:space="preserve"> </w:t>
+      </w:r>
+      <w:r>
+        <w:t xml:space="preserve">- Bildschirm drehen</w:t>
+      </w:r>
+      <w:r>
+        <w:t xml:space="preserve"> </w:t>
+      </w:r>
+      <w:r>
+        <w:t xml:space="preserve">- Bewegung in Spielen</w:t>
+      </w:r>
+      <w:r>
+        <w:t xml:space="preserve"> </w:t>
+      </w:r>
+      <w:r>
+        <w:t xml:space="preserve">- Stabilisierung</w:t>
+      </w:r>
+      <w:r>
+        <w:t xml:space="preserve"> </w:t>
+      </w:r>
+      <w:r>
+        <w:t xml:space="preserve">- Aktivitätserkennung</w:t>
+      </w:r>
+    </w:p>
+    <w:bookmarkStart w:id="31" w:name="lehrerhinweis-5"/>
+    <w:p>
+      <w:pPr>
+        <w:pStyle w:val="Heading3"/>
+      </w:pPr>
+      <w:r>
+        <w:t xml:space="preserve">LEHRERHINWEIS</w:t>
+      </w:r>
+    </w:p>
+    <w:p>
+      <w:pPr>
+        <w:pStyle w:val="FirstParagraph"/>
+      </w:pPr>
+      <w:r>
+        <w:t xml:space="preserve">Die Sensoren liefern Messwerte, aus denen Software Bewegungen ableitet. Ein Beschleunigungssensor „weiß“ nicht selbst, ob ein Nutzer läuft oder das Gerät dreht; diese Interpretation erfolgt durch Software bzw. Algorithmen.</w:t>
+      </w:r>
+    </w:p>
+    <w:p>
+      <w:r>
+        <w:pict>
+          <v:rect style="width:0;height:1.5pt" o:hralign="center" o:hrstd="t" o:hr="t"/>
+        </w:pict>
+      </w:r>
+    </w:p>
+    <w:bookmarkEnd w:id="31"/>
+    <w:bookmarkEnd w:id="32"/>
+    <w:bookmarkStart w:id="34" w:name="Xa4033d8f85b23bed7a84a7fc4b72b42203b7adb"/>
     <w:p>
       <w:pPr>
         <w:pStyle w:val="Heading2"/>
       </w:pPr>
       <w:r>
-        <w:t xml:space="preserve">Folie 7</w:t>
+        <w:t xml:space="preserve">Folie 7 – Woher kennt das Smartphone seinen Standort?</w:t>
       </w:r>
     </w:p>
     <w:p>
@@ -180,17 +793,102 @@
         <w:pStyle w:val="FirstParagraph"/>
       </w:pPr>
       <w:r>
-        <w:t xml:space="preserve">Fall: Smartphone verloren – was schützt bereits?</w:t>
-      </w:r>
-    </w:p>
-    <w:bookmarkEnd w:id="26"/>
-    <w:bookmarkStart w:id="27" w:name="folie-8"/>
+        <w:t xml:space="preserve">Mögliche Informationsquellen:</w:t>
+      </w:r>
+      <w:r>
+        <w:t xml:space="preserve"> </w:t>
+      </w:r>
+      <w:r>
+        <w:t xml:space="preserve">- Global Navigation Satellite System</w:t>
+      </w:r>
+      <w:r>
+        <w:t xml:space="preserve"> </w:t>
+      </w:r>
+      <w:r>
+        <w:t xml:space="preserve">- Mobilfunknetze</w:t>
+      </w:r>
+      <w:r>
+        <w:t xml:space="preserve"> </w:t>
+      </w:r>
+      <w:r>
+        <w:t xml:space="preserve">- WLAN-Umgebung</w:t>
+      </w:r>
+      <w:r>
+        <w:t xml:space="preserve"> </w:t>
+      </w:r>
+      <w:r>
+        <w:t xml:space="preserve">- Bluetooth-Signale</w:t>
+      </w:r>
+      <w:r>
+        <w:t xml:space="preserve"> </w:t>
+      </w:r>
+      <w:r>
+        <w:t xml:space="preserve">- Sensoren des Geräts</w:t>
+      </w:r>
+    </w:p>
+    <w:p>
+      <w:pPr>
+        <w:pStyle w:val="BlockText"/>
+      </w:pPr>
+      <w:r>
+        <w:rPr>
+          <w:bCs/>
+          <w:b/>
+        </w:rPr>
+        <w:t xml:space="preserve">Standortbestimmung kann mehrere Verfahren kombinieren.</w:t>
+      </w:r>
+    </w:p>
+    <w:bookmarkStart w:id="33" w:name="lehrerhinweis-6"/>
+    <w:p>
+      <w:pPr>
+        <w:pStyle w:val="Heading3"/>
+      </w:pPr>
+      <w:r>
+        <w:t xml:space="preserve">LEHRERHINWEIS</w:t>
+      </w:r>
+    </w:p>
+    <w:p>
+      <w:pPr>
+        <w:pStyle w:val="FirstParagraph"/>
+      </w:pPr>
+      <w:r>
+        <w:rPr>
+          <w:bCs/>
+          <w:b/>
+        </w:rPr>
+        <w:t xml:space="preserve">Global Navigation Satellite System (GNSS):</w:t>
+      </w:r>
+      <w:r>
+        <w:t xml:space="preserve"> </w:t>
+      </w:r>
+      <w:r>
+        <w:t xml:space="preserve">Oberbegriff für satellitengestützte Navigationssysteme. GPS ist das US-amerikanische Global Positioning System und nur eines mehrerer GNSS.</w:t>
+      </w:r>
+    </w:p>
+    <w:p>
+      <w:pPr>
+        <w:pStyle w:val="BodyText"/>
+      </w:pPr>
+      <w:r>
+        <w:t xml:space="preserve">In Gebäuden oder dicht bebauten Gebieten kann reine Satellitenortung eingeschränkt sein. Betriebssysteme kombinieren daher je nach Situation verschiedene Informationsquellen.</w:t>
+      </w:r>
+    </w:p>
+    <w:p>
+      <w:r>
+        <w:pict>
+          <v:rect style="width:0;height:1.5pt" o:hralign="center" o:hrstd="t" o:hr="t"/>
+        </w:pict>
+      </w:r>
+    </w:p>
+    <w:bookmarkEnd w:id="33"/>
+    <w:bookmarkEnd w:id="34"/>
+    <w:bookmarkStart w:id="36" w:name="Xc415e825ad4adf78f84295e0a354536cf63b9a4"/>
     <w:p>
       <w:pPr>
         <w:pStyle w:val="Heading2"/>
       </w:pPr>
       <w:r>
-        <w:t xml:space="preserve">Folie 8</w:t>
+        <w:t xml:space="preserve">Folie 8 – Vier drahtlose Verbindungen – vier typische Aufgaben</w:t>
       </w:r>
     </w:p>
     <w:p>
@@ -198,17 +896,124 @@
         <w:pStyle w:val="FirstParagraph"/>
       </w:pPr>
       <w:r>
-        <w:t xml:space="preserve">Was muss die Person jetzt tun? Maßnahmen priorisieren.</w:t>
-      </w:r>
-    </w:p>
-    <w:bookmarkEnd w:id="27"/>
-    <w:bookmarkStart w:id="28" w:name="folie-9"/>
+        <w:rPr>
+          <w:bCs/>
+          <w:b/>
+        </w:rPr>
+        <w:t xml:space="preserve">Mobilfunk:</w:t>
+      </w:r>
+      <w:r>
+        <w:t xml:space="preserve"> </w:t>
+      </w:r>
+      <w:r>
+        <w:t xml:space="preserve">große Reichweite, Verbindung über Mobilfunknetz.</w:t>
+      </w:r>
+    </w:p>
+    <w:p>
+      <w:pPr>
+        <w:pStyle w:val="BodyText"/>
+      </w:pPr>
+      <w:r>
+        <w:rPr>
+          <w:bCs/>
+          <w:b/>
+        </w:rPr>
+        <w:t xml:space="preserve">Wireless Local Area Network (WLAN):</w:t>
+      </w:r>
+      <w:r>
+        <w:t xml:space="preserve"> </w:t>
+      </w:r>
+      <w:r>
+        <w:t xml:space="preserve">lokales Funknetz, typischerweise für Netzwerk- und Internetzugang.</w:t>
+      </w:r>
+    </w:p>
+    <w:p>
+      <w:pPr>
+        <w:pStyle w:val="BodyText"/>
+      </w:pPr>
+      <w:r>
+        <w:rPr>
+          <w:bCs/>
+          <w:b/>
+        </w:rPr>
+        <w:t xml:space="preserve">Bluetooth:</w:t>
+      </w:r>
+      <w:r>
+        <w:t xml:space="preserve"> </w:t>
+      </w:r>
+      <w:r>
+        <w:t xml:space="preserve">Funktechnik für kurze Distanzen, beispielsweise Kopfhörer oder Wearables.</w:t>
+      </w:r>
+    </w:p>
+    <w:p>
+      <w:pPr>
+        <w:pStyle w:val="BodyText"/>
+      </w:pPr>
+      <w:r>
+        <w:rPr>
+          <w:bCs/>
+          <w:b/>
+        </w:rPr>
+        <w:t xml:space="preserve">Near Field Communication (NFC):</w:t>
+      </w:r>
+      <w:r>
+        <w:t xml:space="preserve"> </w:t>
+      </w:r>
+      <w:r>
+        <w:t xml:space="preserve">Kommunikation über sehr kurze Distanz, beispielsweise für kontaktloses Bezahlen.</w:t>
+      </w:r>
+    </w:p>
+    <w:bookmarkStart w:id="35" w:name="lehrerhinweis-7"/>
+    <w:p>
+      <w:pPr>
+        <w:pStyle w:val="Heading3"/>
+      </w:pPr>
+      <w:r>
+        <w:t xml:space="preserve">LEHRERHINWEIS</w:t>
+      </w:r>
+    </w:p>
+    <w:p>
+      <w:pPr>
+        <w:pStyle w:val="FirstParagraph"/>
+      </w:pPr>
+      <w:r>
+        <w:t xml:space="preserve">Reichweiten und Datenraten hängen von Standard, Umgebung und Geräten ab. Deshalb keine starren Meterangaben als allgemeingültige Grenzen vermitteln.</w:t>
+      </w:r>
+    </w:p>
+    <w:p>
+      <w:pPr>
+        <w:pStyle w:val="BodyText"/>
+      </w:pPr>
+      <w:r>
+        <w:rPr>
+          <w:bCs/>
+          <w:b/>
+        </w:rPr>
+        <w:t xml:space="preserve">Near Field Communication (NFC):</w:t>
+      </w:r>
+      <w:r>
+        <w:t xml:space="preserve"> </w:t>
+      </w:r>
+      <w:r>
+        <w:t xml:space="preserve">Funktechnik für sehr kurze Entfernungen. Die geringe Reichweite ist für Anwendungen wie kontaktloses Bezahlen praktisch, ersetzt aber nicht weitere Sicherheitsmechanismen.</w:t>
+      </w:r>
+    </w:p>
+    <w:p>
+      <w:r>
+        <w:pict>
+          <v:rect style="width:0;height:1.5pt" o:hralign="center" o:hrstd="t" o:hr="t"/>
+        </w:pict>
+      </w:r>
+    </w:p>
+    <w:bookmarkEnd w:id="35"/>
+    <w:bookmarkEnd w:id="36"/>
+    <w:bookmarkStart w:id="38" w:name="X5271b60ba8780ae76a2138bc1299b7f3d13b60a"/>
     <w:p>
       <w:pPr>
         <w:pStyle w:val="Heading2"/>
       </w:pPr>
       <w:r>
-        <w:t xml:space="preserve">Folie 9</w:t>
+        <w:t xml:space="preserve">Folie 9 – Mobilfunk verbindet das Gerät unterwegs</w:t>
       </w:r>
     </w:p>
     <w:p>
@@ -216,17 +1021,58 @@
         <w:pStyle w:val="FirstParagraph"/>
       </w:pPr>
       <w:r>
-        <w:t xml:space="preserve">Komfort vs. Datenschutz vs. Abhängigkeit von Technik.</w:t>
-      </w:r>
-    </w:p>
-    <w:bookmarkEnd w:id="28"/>
-    <w:bookmarkStart w:id="29" w:name="folie-10"/>
+        <w:t xml:space="preserve">Vereinfacht:</w:t>
+      </w:r>
+    </w:p>
+    <w:p>
+      <w:pPr>
+        <w:pStyle w:val="BodyText"/>
+      </w:pPr>
+      <w:r>
+        <w:t xml:space="preserve">Smartphone → Funkzelle/Basisstation → Mobilfunknetz → weitere Netze und Dienste</w:t>
+      </w:r>
+    </w:p>
+    <w:p>
+      <w:pPr>
+        <w:pStyle w:val="BodyText"/>
+      </w:pPr>
+      <w:r>
+        <w:t xml:space="preserve">Das Gerät kann sich zwischen Funkzellen bewegen und weiterhin erreichbar bleiben.</w:t>
+      </w:r>
+    </w:p>
+    <w:bookmarkStart w:id="37" w:name="lehrerhinweis-8"/>
+    <w:p>
+      <w:pPr>
+        <w:pStyle w:val="Heading3"/>
+      </w:pPr>
+      <w:r>
+        <w:t xml:space="preserve">LEHRERHINWEIS</w:t>
+      </w:r>
+    </w:p>
+    <w:p>
+      <w:pPr>
+        <w:pStyle w:val="FirstParagraph"/>
+      </w:pPr>
+      <w:r>
+        <w:t xml:space="preserve">Das Mobilfunknetz übernimmt wesentlich mehr Aufgaben als die Darstellung zeigt, beispielsweise Teilnehmerverwaltung, Authentisierung und Weiterleitung. Die Folie ist bewusst ein vereinfachtes Modell.</w:t>
+      </w:r>
+    </w:p>
+    <w:p>
+      <w:r>
+        <w:pict>
+          <v:rect style="width:0;height:1.5pt" o:hralign="center" o:hrstd="t" o:hr="t"/>
+        </w:pict>
+      </w:r>
+    </w:p>
+    <w:bookmarkEnd w:id="37"/>
+    <w:bookmarkEnd w:id="38"/>
+    <w:bookmarkStart w:id="40" w:name="Xebde28576f9ed575d3157764b302a533694baf1"/>
     <w:p>
       <w:pPr>
         <w:pStyle w:val="Heading2"/>
       </w:pPr>
       <w:r>
-        <w:t xml:space="preserve">Folie 10</w:t>
+        <w:t xml:space="preserve">Folie 10 – WLAN und Internet sind nicht dasselbe</w:t>
       </w:r>
     </w:p>
     <w:p>
@@ -234,17 +1080,90 @@
         <w:pStyle w:val="FirstParagraph"/>
       </w:pPr>
       <w:r>
-        <w:t xml:space="preserve">Urteil: „Mobiles Bezahlen ist sicherer als Bargeld.“ – nur mit Bedingungen beantworten.</w:t>
-      </w:r>
-    </w:p>
-    <w:bookmarkEnd w:id="29"/>
-    <w:bookmarkStart w:id="30" w:name="folie-11"/>
+        <w:rPr>
+          <w:bCs/>
+          <w:b/>
+        </w:rPr>
+        <w:t xml:space="preserve">WLAN:</w:t>
+      </w:r>
+      <w:r>
+        <w:t xml:space="preserve"> </w:t>
+      </w:r>
+      <w:r>
+        <w:t xml:space="preserve">drahtlose Verbindung zu einem lokalen Netzwerk.</w:t>
+      </w:r>
+    </w:p>
+    <w:p>
+      <w:pPr>
+        <w:pStyle w:val="BodyText"/>
+      </w:pPr>
+      <w:r>
+        <w:rPr>
+          <w:bCs/>
+          <w:b/>
+        </w:rPr>
+        <w:t xml:space="preserve">Internet:</w:t>
+      </w:r>
+      <w:r>
+        <w:t xml:space="preserve"> </w:t>
+      </w:r>
+      <w:r>
+        <w:t xml:space="preserve">weltweiter Verbund vieler Netzwerke.</w:t>
+      </w:r>
+    </w:p>
+    <w:p>
+      <w:pPr>
+        <w:pStyle w:val="BodyText"/>
+      </w:pPr>
+      <w:r>
+        <w:t xml:space="preserve">Ein Smartphone kann:</w:t>
+      </w:r>
+      <w:r>
+        <w:t xml:space="preserve"> </w:t>
+      </w:r>
+      <w:r>
+        <w:t xml:space="preserve">- mit WLAN verbunden sein, ohne Internetzugang zu haben</w:t>
+      </w:r>
+      <w:r>
+        <w:t xml:space="preserve"> </w:t>
+      </w:r>
+      <w:r>
+        <w:t xml:space="preserve">- über Mobilfunk Internetzugang besitzen, ohne WLAN zu verwenden.</w:t>
+      </w:r>
+    </w:p>
+    <w:bookmarkStart w:id="39" w:name="lehrerhinweis-9"/>
+    <w:p>
+      <w:pPr>
+        <w:pStyle w:val="Heading3"/>
+      </w:pPr>
+      <w:r>
+        <w:t xml:space="preserve">LEHRERHINWEIS</w:t>
+      </w:r>
+    </w:p>
+    <w:p>
+      <w:pPr>
+        <w:pStyle w:val="FirstParagraph"/>
+      </w:pPr>
+      <w:r>
+        <w:t xml:space="preserve">Diese begriffliche Trennung verhindert die verbreitete Gleichsetzung „WLAN = Internet“. Ein Access Point bzw. Router stellt häufig den Übergang vom lokalen Netz zu weiteren Netzen bereit, muss aber nicht zwingend Internetzugang besitzen.</w:t>
+      </w:r>
+    </w:p>
+    <w:p>
+      <w:r>
+        <w:pict>
+          <v:rect style="width:0;height:1.5pt" o:hralign="center" o:hrstd="t" o:hr="t"/>
+        </w:pict>
+      </w:r>
+    </w:p>
+    <w:bookmarkEnd w:id="39"/>
+    <w:bookmarkEnd w:id="40"/>
+    <w:bookmarkStart w:id="42" w:name="Xa0b7680b7e41a14e779608b6b8ac1187436439e"/>
     <w:p>
       <w:pPr>
         <w:pStyle w:val="Heading2"/>
       </w:pPr>
       <w:r>
-        <w:t xml:space="preserve">Folie 11</w:t>
+        <w:t xml:space="preserve">Folie 11 – Bluetooth für Geräte in der Nähe</w:t>
       </w:r>
     </w:p>
     <w:p>
@@ -252,11 +1171,2035 @@
         <w:pStyle w:val="FirstParagraph"/>
       </w:pPr>
       <w:r>
-        <w:t xml:space="preserve">Sicherung: Sicherheit entsteht durch mehrere Ebenen, nicht durch eine einzelne Funktion.</w:t>
-      </w:r>
-    </w:p>
-    <w:bookmarkEnd w:id="30"/>
-    <w:bookmarkEnd w:id="31"/>
+        <w:t xml:space="preserve">Typische Anwendungen:</w:t>
+      </w:r>
+      <w:r>
+        <w:t xml:space="preserve"> </w:t>
+      </w:r>
+      <w:r>
+        <w:t xml:space="preserve">- Kopfhörer</w:t>
+      </w:r>
+      <w:r>
+        <w:t xml:space="preserve"> </w:t>
+      </w:r>
+      <w:r>
+        <w:t xml:space="preserve">- Lautsprecher</w:t>
+      </w:r>
+      <w:r>
+        <w:t xml:space="preserve"> </w:t>
+      </w:r>
+      <w:r>
+        <w:t xml:space="preserve">- Tastaturen</w:t>
+      </w:r>
+      <w:r>
+        <w:t xml:space="preserve"> </w:t>
+      </w:r>
+      <w:r>
+        <w:t xml:space="preserve">- Smartwatches</w:t>
+      </w:r>
+      <w:r>
+        <w:t xml:space="preserve"> </w:t>
+      </w:r>
+      <w:r>
+        <w:t xml:space="preserve">- Fahrzeugverbindungen</w:t>
+      </w:r>
+      <w:r>
+        <w:t xml:space="preserve"> </w:t>
+      </w:r>
+      <w:r>
+        <w:t xml:space="preserve">- Sensoren</w:t>
+      </w:r>
+    </w:p>
+    <w:p>
+      <w:pPr>
+        <w:pStyle w:val="BodyText"/>
+      </w:pPr>
+      <w:r>
+        <w:t xml:space="preserve">Geräte müssen häufig zunächst miteinander gekoppelt werden.</w:t>
+      </w:r>
+    </w:p>
+    <w:bookmarkStart w:id="41" w:name="lehrerhinweis-10"/>
+    <w:p>
+      <w:pPr>
+        <w:pStyle w:val="Heading3"/>
+      </w:pPr>
+      <w:r>
+        <w:t xml:space="preserve">LEHRERHINWEIS</w:t>
+      </w:r>
+    </w:p>
+    <w:p>
+      <w:pPr>
+        <w:pStyle w:val="FirstParagraph"/>
+      </w:pPr>
+      <w:r>
+        <w:rPr>
+          <w:bCs/>
+          <w:b/>
+        </w:rPr>
+        <w:t xml:space="preserve">Kopplung / Pairing:</w:t>
+      </w:r>
+      <w:r>
+        <w:t xml:space="preserve"> </w:t>
+      </w:r>
+      <w:r>
+        <w:t xml:space="preserve">Verfahren, bei dem Geräte eine vertrauenswürdige Beziehung für spätere Kommunikation aufbauen. Die konkrete Absicherung hängt vom Bluetooth-Profil, der Version und dem Gerät ab.</w:t>
+      </w:r>
+    </w:p>
+    <w:p>
+      <w:r>
+        <w:pict>
+          <v:rect style="width:0;height:1.5pt" o:hralign="center" o:hrstd="t" o:hr="t"/>
+        </w:pict>
+      </w:r>
+    </w:p>
+    <w:bookmarkEnd w:id="41"/>
+    <w:bookmarkEnd w:id="42"/>
+    <w:bookmarkStart w:id="44" w:name="folie-12-das-betriebssystem-vermittelt"/>
+    <w:p>
+      <w:pPr>
+        <w:pStyle w:val="Heading2"/>
+      </w:pPr>
+      <w:r>
+        <w:t xml:space="preserve">Folie 12 – Das Betriebssystem vermittelt</w:t>
+      </w:r>
+    </w:p>
+    <w:p>
+      <w:pPr>
+        <w:pStyle w:val="FirstParagraph"/>
+      </w:pPr>
+      <w:r>
+        <w:t xml:space="preserve">Apps greifen normalerweise nicht beliebig direkt auf jede Hardware zu.</w:t>
+      </w:r>
+    </w:p>
+    <w:p>
+      <w:pPr>
+        <w:pStyle w:val="BodyText"/>
+      </w:pPr>
+      <w:r>
+        <w:t xml:space="preserve">App → Betriebssystem / Programmierschnittstelle → Hardware oder Systemdienst</w:t>
+      </w:r>
+    </w:p>
+    <w:p>
+      <w:pPr>
+        <w:pStyle w:val="BodyText"/>
+      </w:pPr>
+      <w:r>
+        <w:t xml:space="preserve">Das Betriebssystem verwaltet unter anderem:</w:t>
+      </w:r>
+      <w:r>
+        <w:t xml:space="preserve"> </w:t>
+      </w:r>
+      <w:r>
+        <w:t xml:space="preserve">- Prozesse</w:t>
+      </w:r>
+      <w:r>
+        <w:t xml:space="preserve"> </w:t>
+      </w:r>
+      <w:r>
+        <w:t xml:space="preserve">- Speicher</w:t>
+      </w:r>
+      <w:r>
+        <w:t xml:space="preserve"> </w:t>
+      </w:r>
+      <w:r>
+        <w:t xml:space="preserve">- Dateien</w:t>
+      </w:r>
+      <w:r>
+        <w:t xml:space="preserve"> </w:t>
+      </w:r>
+      <w:r>
+        <w:t xml:space="preserve">- Netzwerk</w:t>
+      </w:r>
+      <w:r>
+        <w:t xml:space="preserve"> </w:t>
+      </w:r>
+      <w:r>
+        <w:t xml:space="preserve">- Sensorzugriffe</w:t>
+      </w:r>
+      <w:r>
+        <w:t xml:space="preserve"> </w:t>
+      </w:r>
+      <w:r>
+        <w:t xml:space="preserve">- Berechtigungen</w:t>
+      </w:r>
+    </w:p>
+    <w:bookmarkStart w:id="43" w:name="lehrerhinweis-11"/>
+    <w:p>
+      <w:pPr>
+        <w:pStyle w:val="Heading3"/>
+      </w:pPr>
+      <w:r>
+        <w:t xml:space="preserve">LEHRERHINWEIS</w:t>
+      </w:r>
+    </w:p>
+    <w:p>
+      <w:pPr>
+        <w:pStyle w:val="FirstParagraph"/>
+      </w:pPr>
+      <w:r>
+        <w:rPr>
+          <w:bCs/>
+          <w:b/>
+        </w:rPr>
+        <w:t xml:space="preserve">Betriebssystem:</w:t>
+      </w:r>
+      <w:r>
+        <w:t xml:space="preserve"> </w:t>
+      </w:r>
+      <w:r>
+        <w:t xml:space="preserve">Grundlegende Systemsoftware, die Hardware verwaltet und Dienste für Anwendungsprogramme bereitstellt.</w:t>
+      </w:r>
+    </w:p>
+    <w:p>
+      <w:pPr>
+        <w:pStyle w:val="BodyText"/>
+      </w:pPr>
+      <w:r>
+        <w:rPr>
+          <w:bCs/>
+          <w:b/>
+        </w:rPr>
+        <w:t xml:space="preserve">Programmierschnittstelle / Application Programming Interface (API):</w:t>
+      </w:r>
+      <w:r>
+        <w:t xml:space="preserve"> </w:t>
+      </w:r>
+      <w:r>
+        <w:t xml:space="preserve">Definierte Schnittstelle, über die Software Funktionen oder Daten eines anderen Softwarebestandteils nutzen kann.</w:t>
+      </w:r>
+    </w:p>
+    <w:p>
+      <w:r>
+        <w:pict>
+          <v:rect style="width:0;height:1.5pt" o:hralign="center" o:hrstd="t" o:hr="t"/>
+        </w:pict>
+      </w:r>
+    </w:p>
+    <w:bookmarkEnd w:id="43"/>
+    <w:bookmarkEnd w:id="44"/>
+    <w:bookmarkStart w:id="46" w:name="Xbac8510f5e41d15b896cfb647cbc8687219df64"/>
+    <w:p>
+      <w:pPr>
+        <w:pStyle w:val="Heading2"/>
+      </w:pPr>
+      <w:r>
+        <w:t xml:space="preserve">Folie 13 – Apps werden voneinander abgeschottet</w:t>
+      </w:r>
+    </w:p>
+    <w:p>
+      <w:pPr>
+        <w:pStyle w:val="FirstParagraph"/>
+      </w:pPr>
+      <w:r>
+        <w:t xml:space="preserve">Eine App soll normalerweise nicht einfach auf alle Daten anderer Apps zugreifen können.</w:t>
+      </w:r>
+    </w:p>
+    <w:p>
+      <w:pPr>
+        <w:pStyle w:val="BodyText"/>
+      </w:pPr>
+      <w:r>
+        <w:rPr>
+          <w:bCs/>
+          <w:b/>
+        </w:rPr>
+        <w:t xml:space="preserve">Sandbox:</w:t>
+      </w:r>
+      <w:r>
+        <w:t xml:space="preserve"> </w:t>
+      </w:r>
+      <w:r>
+        <w:t xml:space="preserve">abgeschotteter Bereich, in dem eine Anwendung mit begrenzten Rechten ausgeführt wird.</w:t>
+      </w:r>
+    </w:p>
+    <w:p>
+      <w:pPr>
+        <w:pStyle w:val="BodyText"/>
+      </w:pPr>
+      <w:r>
+        <w:t xml:space="preserve">Zusätzliche Zugriffe benötigen je nach System und Funktion Berechtigungen.</w:t>
+      </w:r>
+    </w:p>
+    <w:bookmarkStart w:id="45" w:name="lehrerhinweis-12"/>
+    <w:p>
+      <w:pPr>
+        <w:pStyle w:val="Heading3"/>
+      </w:pPr>
+      <w:r>
+        <w:t xml:space="preserve">LEHRERHINWEIS</w:t>
+      </w:r>
+    </w:p>
+    <w:p>
+      <w:pPr>
+        <w:pStyle w:val="FirstParagraph"/>
+      </w:pPr>
+      <w:r>
+        <w:rPr>
+          <w:bCs/>
+          <w:b/>
+        </w:rPr>
+        <w:t xml:space="preserve">Sandbox:</w:t>
+      </w:r>
+      <w:r>
+        <w:t xml:space="preserve"> </w:t>
+      </w:r>
+      <w:r>
+        <w:t xml:space="preserve">Sicherheitsmechanismus zur Isolation von Anwendungen. Die konkrete technische Umsetzung unterscheidet sich zwischen Betriebssystemen.</w:t>
+      </w:r>
+    </w:p>
+    <w:p>
+      <w:pPr>
+        <w:pStyle w:val="BodyText"/>
+      </w:pPr>
+      <w:r>
+        <w:t xml:space="preserve">Eine Sandbox ist keine Garantie dafür, dass eine App sicher oder vertrauenswürdig ist. Sie begrenzt mögliche Zugriffe und Auswirkungen.</w:t>
+      </w:r>
+    </w:p>
+    <w:p>
+      <w:r>
+        <w:pict>
+          <v:rect style="width:0;height:1.5pt" o:hralign="center" o:hrstd="t" o:hr="t"/>
+        </w:pict>
+      </w:r>
+    </w:p>
+    <w:bookmarkEnd w:id="45"/>
+    <w:bookmarkEnd w:id="46"/>
+    <w:bookmarkStart w:id="48" w:name="Xe7db6409e0acd7657f9799b6dd137cf00dc8cd7"/>
+    <w:p>
+      <w:pPr>
+        <w:pStyle w:val="Heading2"/>
+      </w:pPr>
+      <w:r>
+        <w:t xml:space="preserve">Folie 14 – Berechtigungen verbinden App und Gerät</w:t>
+      </w:r>
+    </w:p>
+    <w:p>
+      <w:pPr>
+        <w:pStyle w:val="FirstParagraph"/>
+      </w:pPr>
+      <w:r>
+        <w:t xml:space="preserve">Beispiele:</w:t>
+      </w:r>
+      <w:r>
+        <w:t xml:space="preserve"> </w:t>
+      </w:r>
+      <w:r>
+        <w:t xml:space="preserve">- Kamera</w:t>
+      </w:r>
+      <w:r>
+        <w:t xml:space="preserve"> </w:t>
+      </w:r>
+      <w:r>
+        <w:t xml:space="preserve">- Mikrofon</w:t>
+      </w:r>
+      <w:r>
+        <w:t xml:space="preserve"> </w:t>
+      </w:r>
+      <w:r>
+        <w:t xml:space="preserve">- Standort</w:t>
+      </w:r>
+      <w:r>
+        <w:t xml:space="preserve"> </w:t>
+      </w:r>
+      <w:r>
+        <w:t xml:space="preserve">- Kontakte</w:t>
+      </w:r>
+      <w:r>
+        <w:t xml:space="preserve"> </w:t>
+      </w:r>
+      <w:r>
+        <w:t xml:space="preserve">- Fotos</w:t>
+      </w:r>
+      <w:r>
+        <w:t xml:space="preserve"> </w:t>
+      </w:r>
+      <w:r>
+        <w:t xml:space="preserve">- Bluetooth-Geräte</w:t>
+      </w:r>
+    </w:p>
+    <w:p>
+      <w:pPr>
+        <w:pStyle w:val="BlockText"/>
+      </w:pPr>
+      <w:r>
+        <w:rPr>
+          <w:bCs/>
+          <w:b/>
+        </w:rPr>
+        <w:t xml:space="preserve">Eine Berechtigung sollte zur benötigten Funktion passen.</w:t>
+      </w:r>
+    </w:p>
+    <w:bookmarkStart w:id="47" w:name="lehrerhinweis-13"/>
+    <w:p>
+      <w:pPr>
+        <w:pStyle w:val="Heading3"/>
+      </w:pPr>
+      <w:r>
+        <w:t xml:space="preserve">LEHRERHINWEIS</w:t>
+      </w:r>
+    </w:p>
+    <w:p>
+      <w:pPr>
+        <w:pStyle w:val="FirstParagraph"/>
+      </w:pPr>
+      <w:r>
+        <w:t xml:space="preserve">Hier bewusst auf Bereich 03 verweisen. Der Schwerpunkt liegt jetzt auf der technischen Rolle des Betriebssystems: Es vermittelt und kontrolliert den Zugriff einer App auf geschützte Funktionen und Daten.</w:t>
+      </w:r>
+    </w:p>
+    <w:p>
+      <w:r>
+        <w:pict>
+          <v:rect style="width:0;height:1.5pt" o:hralign="center" o:hrstd="t" o:hr="t"/>
+        </w:pict>
+      </w:r>
+    </w:p>
+    <w:bookmarkEnd w:id="47"/>
+    <w:bookmarkEnd w:id="48"/>
+    <w:bookmarkStart w:id="50" w:name="folie-15-warum-sind-updates-wichtig"/>
+    <w:p>
+      <w:pPr>
+        <w:pStyle w:val="Heading2"/>
+      </w:pPr>
+      <w:r>
+        <w:t xml:space="preserve">Folie 15 – Warum sind Updates wichtig?</w:t>
+      </w:r>
+    </w:p>
+    <w:p>
+      <w:pPr>
+        <w:pStyle w:val="FirstParagraph"/>
+      </w:pPr>
+      <w:r>
+        <w:t xml:space="preserve">Updates können:</w:t>
+      </w:r>
+      <w:r>
+        <w:t xml:space="preserve"> </w:t>
+      </w:r>
+      <w:r>
+        <w:t xml:space="preserve">- Sicherheitslücken schließen</w:t>
+      </w:r>
+      <w:r>
+        <w:t xml:space="preserve"> </w:t>
+      </w:r>
+      <w:r>
+        <w:t xml:space="preserve">- Fehler beheben</w:t>
+      </w:r>
+      <w:r>
+        <w:t xml:space="preserve"> </w:t>
+      </w:r>
+      <w:r>
+        <w:t xml:space="preserve">- Funktionen ergänzen</w:t>
+      </w:r>
+      <w:r>
+        <w:t xml:space="preserve"> </w:t>
+      </w:r>
+      <w:r>
+        <w:t xml:space="preserve">- Kompatibilität verbessern</w:t>
+      </w:r>
+    </w:p>
+    <w:p>
+      <w:pPr>
+        <w:pStyle w:val="BodyText"/>
+      </w:pPr>
+      <w:r>
+        <w:t xml:space="preserve">Betriebssystem, Apps und teilweise Gerätekomponenten benötigen Aktualisierungen.</w:t>
+      </w:r>
+    </w:p>
+    <w:bookmarkStart w:id="49" w:name="lehrerhinweis-14"/>
+    <w:p>
+      <w:pPr>
+        <w:pStyle w:val="Heading3"/>
+      </w:pPr>
+      <w:r>
+        <w:t xml:space="preserve">LEHRERHINWEIS</w:t>
+      </w:r>
+    </w:p>
+    <w:p>
+      <w:pPr>
+        <w:pStyle w:val="FirstParagraph"/>
+      </w:pPr>
+      <w:r>
+        <w:rPr>
+          <w:bCs/>
+          <w:b/>
+        </w:rPr>
+        <w:t xml:space="preserve">Sicherheitslücke:</w:t>
+      </w:r>
+      <w:r>
+        <w:t xml:space="preserve"> </w:t>
+      </w:r>
+      <w:r>
+        <w:t xml:space="preserve">Schwachstelle in Hard- oder Software, die unter bestimmten Bedingungen missbraucht werden kann.</w:t>
+      </w:r>
+    </w:p>
+    <w:p>
+      <w:pPr>
+        <w:pStyle w:val="BodyText"/>
+      </w:pPr>
+      <w:r>
+        <w:t xml:space="preserve">Updates sollten aus vertrauenswürdigen Quellen stammen. Nicht jede Aktualisierung betrifft ausschließlich Sicherheit.</w:t>
+      </w:r>
+    </w:p>
+    <w:p>
+      <w:r>
+        <w:pict>
+          <v:rect style="width:0;height:1.5pt" o:hralign="center" o:hrstd="t" o:hr="t"/>
+        </w:pict>
+      </w:r>
+    </w:p>
+    <w:bookmarkEnd w:id="49"/>
+    <w:bookmarkEnd w:id="50"/>
+    <w:bookmarkStart w:id="52" w:name="folie-16-woher-kommen-apps"/>
+    <w:p>
+      <w:pPr>
+        <w:pStyle w:val="Heading2"/>
+      </w:pPr>
+      <w:r>
+        <w:t xml:space="preserve">Folie 16 – Woher kommen Apps?</w:t>
+      </w:r>
+    </w:p>
+    <w:p>
+      <w:pPr>
+        <w:pStyle w:val="FirstParagraph"/>
+      </w:pPr>
+      <w:r>
+        <w:t xml:space="preserve">Mögliche Installationswege hängen vom Betriebssystem ab:</w:t>
+      </w:r>
+      <w:r>
+        <w:t xml:space="preserve"> </w:t>
+      </w:r>
+      <w:r>
+        <w:t xml:space="preserve">- offizieller App-Store</w:t>
+      </w:r>
+      <w:r>
+        <w:t xml:space="preserve"> </w:t>
+      </w:r>
+      <w:r>
+        <w:t xml:space="preserve">- alternative App-Marktplätze</w:t>
+      </w:r>
+      <w:r>
+        <w:t xml:space="preserve"> </w:t>
+      </w:r>
+      <w:r>
+        <w:t xml:space="preserve">- direkte Installation aus anderen Quellen</w:t>
+      </w:r>
+      <w:r>
+        <w:t xml:space="preserve"> </w:t>
+      </w:r>
+      <w:r>
+        <w:t xml:space="preserve">- unternehmens- oder schulinterne Verteilung</w:t>
+      </w:r>
+    </w:p>
+    <w:p>
+      <w:pPr>
+        <w:pStyle w:val="BlockText"/>
+      </w:pPr>
+      <w:r>
+        <w:rPr>
+          <w:bCs/>
+          <w:b/>
+        </w:rPr>
+        <w:t xml:space="preserve">Installationsquelle und Berechtigungen beeinflussen das Risiko.</w:t>
+      </w:r>
+    </w:p>
+    <w:bookmarkStart w:id="51" w:name="lehrerhinweis-15"/>
+    <w:p>
+      <w:pPr>
+        <w:pStyle w:val="Heading3"/>
+      </w:pPr>
+      <w:r>
+        <w:t xml:space="preserve">LEHRERHINWEIS</w:t>
+      </w:r>
+    </w:p>
+    <w:p>
+      <w:pPr>
+        <w:pStyle w:val="FirstParagraph"/>
+      </w:pPr>
+      <w:r>
+        <w:t xml:space="preserve">Keine pauschale Aussage „außerhalb eines App-Stores = Schadsoftware“. App-Stores können Prüf- und Schutzmechanismen bieten, aber auch dort kann problematische Software auftreten. Betriebssysteme unterscheiden sich außerdem deutlich bei erlaubten Installationswegen.</w:t>
+      </w:r>
+    </w:p>
+    <w:p>
+      <w:r>
+        <w:pict>
+          <v:rect style="width:0;height:1.5pt" o:hralign="center" o:hrstd="t" o:hr="t"/>
+        </w:pict>
+      </w:r>
+    </w:p>
+    <w:bookmarkEnd w:id="51"/>
+    <w:bookmarkEnd w:id="52"/>
+    <w:bookmarkStart w:id="54" w:name="Xff50013ff70e10aa0cb1e91c1b251455205bdf0"/>
+    <w:p>
+      <w:pPr>
+        <w:pStyle w:val="Heading2"/>
+      </w:pPr>
+      <w:r>
+        <w:t xml:space="preserve">Folie 17 – Daten liegen nicht immer nur auf dem Gerät</w:t>
+      </w:r>
+    </w:p>
+    <w:p>
+      <w:pPr>
+        <w:pStyle w:val="FirstParagraph"/>
+      </w:pPr>
+      <w:r>
+        <w:t xml:space="preserve">Beispiele:</w:t>
+      </w:r>
+      <w:r>
+        <w:t xml:space="preserve"> </w:t>
+      </w:r>
+      <w:r>
+        <w:t xml:space="preserve">- Kontakte synchronisieren</w:t>
+      </w:r>
+      <w:r>
+        <w:t xml:space="preserve"> </w:t>
+      </w:r>
+      <w:r>
+        <w:t xml:space="preserve">- Fotos sichern</w:t>
+      </w:r>
+      <w:r>
+        <w:t xml:space="preserve"> </w:t>
+      </w:r>
+      <w:r>
+        <w:t xml:space="preserve">- Dokumente zwischen Geräten bereitstellen</w:t>
+      </w:r>
+      <w:r>
+        <w:t xml:space="preserve"> </w:t>
+      </w:r>
+      <w:r>
+        <w:t xml:space="preserve">- Einstellungen wiederherstellen</w:t>
+      </w:r>
+    </w:p>
+    <w:p>
+      <w:pPr>
+        <w:pStyle w:val="BodyText"/>
+      </w:pPr>
+      <w:r>
+        <w:t xml:space="preserve">Smartphone ↔ Cloud-Dienst ↔ weitere Geräte</w:t>
+      </w:r>
+    </w:p>
+    <w:bookmarkStart w:id="53" w:name="lehrerhinweis-16"/>
+    <w:p>
+      <w:pPr>
+        <w:pStyle w:val="Heading3"/>
+      </w:pPr>
+      <w:r>
+        <w:t xml:space="preserve">LEHRERHINWEIS</w:t>
+      </w:r>
+    </w:p>
+    <w:p>
+      <w:pPr>
+        <w:pStyle w:val="FirstParagraph"/>
+      </w:pPr>
+      <w:r>
+        <w:rPr>
+          <w:bCs/>
+          <w:b/>
+        </w:rPr>
+        <w:t xml:space="preserve">Cloud-Dienst:</w:t>
+      </w:r>
+      <w:r>
+        <w:t xml:space="preserve"> </w:t>
+      </w:r>
+      <w:r>
+        <w:t xml:space="preserve">IT-Leistung, die über ein Netzwerk bereitgestellt wird. Daten oder Anwendungen liegen dabei ganz oder teilweise auf Systemen eines Anbieters statt ausschließlich auf dem lokalen Endgerät.</w:t>
+      </w:r>
+    </w:p>
+    <w:p>
+      <w:pPr>
+        <w:pStyle w:val="BodyText"/>
+      </w:pPr>
+      <w:r>
+        <w:rPr>
+          <w:bCs/>
+          <w:b/>
+        </w:rPr>
+        <w:t xml:space="preserve">Synchronisation:</w:t>
+      </w:r>
+      <w:r>
+        <w:t xml:space="preserve"> </w:t>
+      </w:r>
+      <w:r>
+        <w:t xml:space="preserve">Abgleich von Datenbeständen zwischen mehreren Systemen oder Geräten.</w:t>
+      </w:r>
+    </w:p>
+    <w:p>
+      <w:r>
+        <w:pict>
+          <v:rect style="width:0;height:1.5pt" o:hralign="center" o:hrstd="t" o:hr="t"/>
+        </w:pict>
+      </w:r>
+    </w:p>
+    <w:bookmarkEnd w:id="53"/>
+    <w:bookmarkEnd w:id="54"/>
+    <w:bookmarkStart w:id="56" w:name="X592f4cfc1d7f6fad6405e828c38648a4fbdb056"/>
+    <w:p>
+      <w:pPr>
+        <w:pStyle w:val="Heading2"/>
+      </w:pPr>
+      <w:r>
+        <w:t xml:space="preserve">Folie 18 – Synchronisation ist nicht automatisch Backup</w:t>
+      </w:r>
+    </w:p>
+    <w:p>
+      <w:pPr>
+        <w:pStyle w:val="FirstParagraph"/>
+      </w:pPr>
+      <w:r>
+        <w:rPr>
+          <w:bCs/>
+          <w:b/>
+        </w:rPr>
+        <w:t xml:space="preserve">Synchronisation:</w:t>
+      </w:r>
+      <w:r>
+        <w:t xml:space="preserve"> </w:t>
+      </w:r>
+      <w:r>
+        <w:t xml:space="preserve">Änderungen werden zwischen Systemen abgeglichen.</w:t>
+      </w:r>
+    </w:p>
+    <w:p>
+      <w:pPr>
+        <w:pStyle w:val="BodyText"/>
+      </w:pPr>
+      <w:r>
+        <w:rPr>
+          <w:bCs/>
+          <w:b/>
+        </w:rPr>
+        <w:t xml:space="preserve">Backup:</w:t>
+      </w:r>
+      <w:r>
+        <w:t xml:space="preserve"> </w:t>
+      </w:r>
+      <w:r>
+        <w:t xml:space="preserve">Sicherungskopie, aus der Daten nach Verlust oder Beschädigung wiederhergestellt werden können.</w:t>
+      </w:r>
+    </w:p>
+    <w:p>
+      <w:pPr>
+        <w:pStyle w:val="BodyText"/>
+      </w:pPr>
+      <w:r>
+        <w:t xml:space="preserve">Problembeispiel:</w:t>
+      </w:r>
+      <w:r>
+        <w:t xml:space="preserve"> </w:t>
+      </w:r>
+      <w:r>
+        <w:t xml:space="preserve">Eine versehentliche Löschung kann durch Synchronisation auch auf andere Geräte übertragen werden.</w:t>
+      </w:r>
+    </w:p>
+    <w:bookmarkStart w:id="55" w:name="lehrerhinweis-17"/>
+    <w:p>
+      <w:pPr>
+        <w:pStyle w:val="Heading3"/>
+      </w:pPr>
+      <w:r>
+        <w:t xml:space="preserve">LEHRERHINWEIS</w:t>
+      </w:r>
+    </w:p>
+    <w:p>
+      <w:pPr>
+        <w:pStyle w:val="FirstParagraph"/>
+      </w:pPr>
+      <w:r>
+        <w:t xml:space="preserve">Dieser Unterschied wurde bereits in anderen Bereichen angesprochen und wird hier auf mobile Geräte übertragen. Ein Cloud-Synchronisationsdienst kann zusätzliche Wiederherstellungsfunktionen anbieten; das macht Synchronisation als Prinzip aber nicht automatisch zu einem vollständigen Backup-Konzept.</w:t>
+      </w:r>
+    </w:p>
+    <w:p>
+      <w:r>
+        <w:pict>
+          <v:rect style="width:0;height:1.5pt" o:hralign="center" o:hrstd="t" o:hr="t"/>
+        </w:pict>
+      </w:r>
+    </w:p>
+    <w:bookmarkEnd w:id="55"/>
+    <w:bookmarkEnd w:id="56"/>
+    <w:bookmarkStart w:id="58" w:name="Xcd79ed63623b719ec81199e21f73aa1eb667864"/>
+    <w:p>
+      <w:pPr>
+        <w:pStyle w:val="Heading2"/>
+      </w:pPr>
+      <w:r>
+        <w:t xml:space="preserve">Folie 19 – Was passiert beim mobilen Bezahlen?</w:t>
+      </w:r>
+    </w:p>
+    <w:p>
+      <w:pPr>
+        <w:pStyle w:val="FirstParagraph"/>
+      </w:pPr>
+      <w:r>
+        <w:t xml:space="preserve">Vereinfachtes Modell:</w:t>
+      </w:r>
+    </w:p>
+    <w:p>
+      <w:pPr>
+        <w:pStyle w:val="BodyText"/>
+      </w:pPr>
+      <w:r>
+        <w:t xml:space="preserve">Kunde → Smartphone/Wallet → Händlerterminal → Zahlungsinfrastruktur → Bank/Zahlungsanbieter</w:t>
+      </w:r>
+    </w:p>
+    <w:p>
+      <w:pPr>
+        <w:pStyle w:val="BodyText"/>
+      </w:pPr>
+      <w:r>
+        <w:t xml:space="preserve">Dabei müssen mehrere Fragen geklärt werden:</w:t>
+      </w:r>
+      <w:r>
+        <w:t xml:space="preserve"> </w:t>
+      </w:r>
+      <w:r>
+        <w:t xml:space="preserve">- Welches Zahlungsmittel soll verwendet werden?</w:t>
+      </w:r>
+      <w:r>
+        <w:t xml:space="preserve"> </w:t>
+      </w:r>
+      <w:r>
+        <w:t xml:space="preserve">- Ist die Zahlung zulässig?</w:t>
+      </w:r>
+      <w:r>
+        <w:t xml:space="preserve"> </w:t>
+      </w:r>
+      <w:r>
+        <w:t xml:space="preserve">- Wie wird die Transaktion abgesichert?</w:t>
+      </w:r>
+    </w:p>
+    <w:bookmarkStart w:id="57" w:name="lehrerhinweis-18"/>
+    <w:p>
+      <w:pPr>
+        <w:pStyle w:val="Heading3"/>
+      </w:pPr>
+      <w:r>
+        <w:t xml:space="preserve">LEHRERHINWEIS</w:t>
+      </w:r>
+    </w:p>
+    <w:p>
+      <w:pPr>
+        <w:pStyle w:val="FirstParagraph"/>
+      </w:pPr>
+      <w:r>
+        <w:rPr>
+          <w:bCs/>
+          <w:b/>
+        </w:rPr>
+        <w:t xml:space="preserve">Wallet:</w:t>
+      </w:r>
+      <w:r>
+        <w:t xml:space="preserve"> </w:t>
+      </w:r>
+      <w:r>
+        <w:t xml:space="preserve">Anwendung bzw. System zur Verwaltung digital nutzbarer Zahlungsmittel oder anderer digitaler Nachweise. Die konkrete technische und organisatorische Umsetzung unterscheidet sich zwischen Anbietern.</w:t>
+      </w:r>
+    </w:p>
+    <w:p>
+      <w:pPr>
+        <w:pStyle w:val="BodyText"/>
+      </w:pPr>
+      <w:r>
+        <w:t xml:space="preserve">Der dargestellte Zahlungsweg ist bewusst vereinfacht. In realen Kartenzahlungssystemen können weitere Akteure und Netze beteiligt sein.</w:t>
+      </w:r>
+    </w:p>
+    <w:p>
+      <w:r>
+        <w:pict>
+          <v:rect style="width:0;height:1.5pt" o:hralign="center" o:hrstd="t" o:hr="t"/>
+        </w:pict>
+      </w:r>
+    </w:p>
+    <w:bookmarkEnd w:id="57"/>
+    <w:bookmarkEnd w:id="58"/>
+    <w:bookmarkStart w:id="60" w:name="X9b0617eaa9109a2f752bc41bf407fd39141eaf0"/>
+    <w:p>
+      <w:pPr>
+        <w:pStyle w:val="Heading2"/>
+      </w:pPr>
+      <w:r>
+        <w:t xml:space="preserve">Folie 20 – NFC verbindet Smartphone und Terminal</w:t>
+      </w:r>
+    </w:p>
+    <w:p>
+      <w:pPr>
+        <w:pStyle w:val="FirstParagraph"/>
+      </w:pPr>
+      <w:r>
+        <w:t xml:space="preserve">Beim kontaktlosen Bezahlen kommunizieren Smartphone bzw. Smartwatch und Terminal über sehr kurze Distanz.</w:t>
+      </w:r>
+    </w:p>
+    <w:p>
+      <w:pPr>
+        <w:pStyle w:val="BodyText"/>
+      </w:pPr>
+      <w:r>
+        <w:rPr>
+          <w:bCs/>
+          <w:b/>
+        </w:rPr>
+        <w:t xml:space="preserve">Near Field Communication (NFC)</w:t>
+      </w:r>
+      <w:r>
+        <w:t xml:space="preserve"> </w:t>
+      </w:r>
+      <w:r>
+        <w:t xml:space="preserve">stellt die Funkverbindung bereit.</w:t>
+      </w:r>
+    </w:p>
+    <w:p>
+      <w:pPr>
+        <w:pStyle w:val="BlockText"/>
+      </w:pPr>
+      <w:r>
+        <w:rPr>
+          <w:bCs/>
+          <w:b/>
+        </w:rPr>
+        <w:t xml:space="preserve">NFC führt die Zahlung nicht allein aus – es ist ein Kommunikationsweg.</w:t>
+      </w:r>
+    </w:p>
+    <w:bookmarkStart w:id="59" w:name="lehrerhinweis-19"/>
+    <w:p>
+      <w:pPr>
+        <w:pStyle w:val="Heading3"/>
+      </w:pPr>
+      <w:r>
+        <w:t xml:space="preserve">LEHRERHINWEIS</w:t>
+      </w:r>
+    </w:p>
+    <w:p>
+      <w:pPr>
+        <w:pStyle w:val="FirstParagraph"/>
+      </w:pPr>
+      <w:r>
+        <w:t xml:space="preserve">Wichtig: NFC nicht mit dem gesamten Bezahlsystem gleichsetzen. Die Funktechnik transportiert Daten zwischen den beteiligten Geräten. Autorisierung, Zahlungsabwicklung und weitere Sicherheitsmechanismen erfolgen in anderen Systembestandteilen.</w:t>
+      </w:r>
+    </w:p>
+    <w:p>
+      <w:r>
+        <w:pict>
+          <v:rect style="width:0;height:1.5pt" o:hralign="center" o:hrstd="t" o:hr="t"/>
+        </w:pict>
+      </w:r>
+    </w:p>
+    <w:bookmarkEnd w:id="59"/>
+    <w:bookmarkEnd w:id="60"/>
+    <w:bookmarkStart w:id="62" w:name="Xc4c4098dc893180a5174b4a81a2755ff485e928"/>
+    <w:p>
+      <w:pPr>
+        <w:pStyle w:val="Heading2"/>
+      </w:pPr>
+      <w:r>
+        <w:t xml:space="preserve">Folie 21 – Authentisierung und Autorisierung</w:t>
+      </w:r>
+    </w:p>
+    <w:p>
+      <w:pPr>
+        <w:pStyle w:val="FirstParagraph"/>
+      </w:pPr>
+      <w:r>
+        <w:rPr>
+          <w:bCs/>
+          <w:b/>
+        </w:rPr>
+        <w:t xml:space="preserve">Authentisierung:</w:t>
+      </w:r>
+      <w:r>
+        <w:t xml:space="preserve"> </w:t>
+      </w:r>
+      <w:r>
+        <w:t xml:space="preserve">Prüfung bzw. Nachweis einer behaupteten Identität oder Berechtigung.</w:t>
+      </w:r>
+    </w:p>
+    <w:p>
+      <w:pPr>
+        <w:pStyle w:val="BodyText"/>
+      </w:pPr>
+      <w:r>
+        <w:t xml:space="preserve">Beispiel: Gerät wird durch PIN oder biometrisches Verfahren entsperrt.</w:t>
+      </w:r>
+    </w:p>
+    <w:p>
+      <w:pPr>
+        <w:pStyle w:val="BodyText"/>
+      </w:pPr>
+      <w:r>
+        <w:rPr>
+          <w:bCs/>
+          <w:b/>
+        </w:rPr>
+        <w:t xml:space="preserve">Autorisierung:</w:t>
+      </w:r>
+      <w:r>
+        <w:t xml:space="preserve"> </w:t>
+      </w:r>
+      <w:r>
+        <w:t xml:space="preserve">Entscheidung, ob eine konkrete Aktion erlaubt wird.</w:t>
+      </w:r>
+    </w:p>
+    <w:p>
+      <w:pPr>
+        <w:pStyle w:val="BodyText"/>
+      </w:pPr>
+      <w:r>
+        <w:t xml:space="preserve">Beispiel: Darf diese Zahlung mit diesem Zahlungsmittel ausgeführt werden?</w:t>
+      </w:r>
+    </w:p>
+    <w:bookmarkStart w:id="61" w:name="lehrerhinweis-20"/>
+    <w:p>
+      <w:pPr>
+        <w:pStyle w:val="Heading3"/>
+      </w:pPr>
+      <w:r>
+        <w:t xml:space="preserve">LEHRERHINWEIS</w:t>
+      </w:r>
+    </w:p>
+    <w:p>
+      <w:pPr>
+        <w:pStyle w:val="FirstParagraph"/>
+      </w:pPr>
+      <w:r>
+        <w:rPr>
+          <w:bCs/>
+          <w:b/>
+        </w:rPr>
+        <w:t xml:space="preserve">Authentisierung</w:t>
+      </w:r>
+      <w:r>
+        <w:t xml:space="preserve"> </w:t>
+      </w:r>
+      <w:r>
+        <w:t xml:space="preserve">beantwortet vereinfacht „Kann die behauptete Identität/Berechtigung nachgewiesen werden?“</w:t>
+      </w:r>
+    </w:p>
+    <w:p>
+      <w:pPr>
+        <w:pStyle w:val="BodyText"/>
+      </w:pPr>
+      <w:r>
+        <w:rPr>
+          <w:bCs/>
+          <w:b/>
+        </w:rPr>
+        <w:t xml:space="preserve">Autorisierung</w:t>
+      </w:r>
+      <w:r>
+        <w:t xml:space="preserve"> </w:t>
+      </w:r>
+      <w:r>
+        <w:t xml:space="preserve">beantwortet „Darf diese Identität bzw. dieses System diese konkrete Aktion ausführen?“</w:t>
+      </w:r>
+    </w:p>
+    <w:p>
+      <w:pPr>
+        <w:pStyle w:val="BodyText"/>
+      </w:pPr>
+      <w:r>
+        <w:t xml:space="preserve">Die konkrete Freigabe einer mobilen Zahlung kann je nach System, Betrag, Gerät und Situation unterschiedlich ablaufen.</w:t>
+      </w:r>
+    </w:p>
+    <w:p>
+      <w:r>
+        <w:pict>
+          <v:rect style="width:0;height:1.5pt" o:hralign="center" o:hrstd="t" o:hr="t"/>
+        </w:pict>
+      </w:r>
+    </w:p>
+    <w:bookmarkEnd w:id="61"/>
+    <w:bookmarkEnd w:id="62"/>
+    <w:bookmarkStart w:id="64" w:name="Xdcc1452d60009927d22f7e23df3d0a0bdfd8ecb"/>
+    <w:p>
+      <w:pPr>
+        <w:pStyle w:val="Heading2"/>
+      </w:pPr>
+      <w:r>
+        <w:t xml:space="preserve">Folie 22 – Biometrie ersetzt nicht einfach das Passwort</w:t>
+      </w:r>
+    </w:p>
+    <w:p>
+      <w:pPr>
+        <w:pStyle w:val="FirstParagraph"/>
+      </w:pPr>
+      <w:r>
+        <w:t xml:space="preserve">Mögliche biometrische Merkmale:</w:t>
+      </w:r>
+      <w:r>
+        <w:t xml:space="preserve"> </w:t>
+      </w:r>
+      <w:r>
+        <w:t xml:space="preserve">- Fingerabdruck</w:t>
+      </w:r>
+      <w:r>
+        <w:t xml:space="preserve"> </w:t>
+      </w:r>
+      <w:r>
+        <w:t xml:space="preserve">- Gesicht</w:t>
+      </w:r>
+    </w:p>
+    <w:p>
+      <w:pPr>
+        <w:pStyle w:val="BodyText"/>
+      </w:pPr>
+      <w:r>
+        <w:t xml:space="preserve">Das Gerät prüft, ob das gemessene Merkmal ausreichend zum hinterlegten Referenzmodell passt.</w:t>
+      </w:r>
+    </w:p>
+    <w:p>
+      <w:pPr>
+        <w:pStyle w:val="BlockText"/>
+      </w:pPr>
+      <w:r>
+        <w:rPr>
+          <w:bCs/>
+          <w:b/>
+        </w:rPr>
+        <w:t xml:space="preserve">Biometrische Erkennung arbeitet mit Wahrscheinlichkeiten und Schwellwerten.</w:t>
+      </w:r>
+    </w:p>
+    <w:bookmarkStart w:id="63" w:name="lehrerhinweis-21"/>
+    <w:p>
+      <w:pPr>
+        <w:pStyle w:val="Heading3"/>
+      </w:pPr>
+      <w:r>
+        <w:t xml:space="preserve">LEHRERHINWEIS</w:t>
+      </w:r>
+    </w:p>
+    <w:p>
+      <w:pPr>
+        <w:pStyle w:val="FirstParagraph"/>
+      </w:pPr>
+      <w:r>
+        <w:rPr>
+          <w:bCs/>
+          <w:b/>
+        </w:rPr>
+        <w:t xml:space="preserve">Biometrie:</w:t>
+      </w:r>
+      <w:r>
+        <w:t xml:space="preserve"> </w:t>
+      </w:r>
+      <w:r>
+        <w:t xml:space="preserve">Automatisierte Erkennung von Personen anhand körperlicher oder verhaltensbezogener Merkmale.</w:t>
+      </w:r>
+    </w:p>
+    <w:p>
+      <w:pPr>
+        <w:pStyle w:val="BodyText"/>
+      </w:pPr>
+      <w:r>
+        <w:t xml:space="preserve">Biometrische Verfahren sind nicht unfehlbar. Geräte kombinieren sie häufig mit PIN, Passwort oder anderen Sicherheitsmechanismen. Die konkrete Speicherung biometrischer Referenzdaten ist hersteller- und systemabhängig.</w:t>
+      </w:r>
+    </w:p>
+    <w:p>
+      <w:r>
+        <w:pict>
+          <v:rect style="width:0;height:1.5pt" o:hralign="center" o:hrstd="t" o:hr="t"/>
+        </w:pict>
+      </w:r>
+    </w:p>
+    <w:bookmarkEnd w:id="63"/>
+    <w:bookmarkEnd w:id="64"/>
+    <w:bookmarkStart w:id="66" w:name="folie-23-token-statt-echter-kartendaten"/>
+    <w:p>
+      <w:pPr>
+        <w:pStyle w:val="Heading2"/>
+      </w:pPr>
+      <w:r>
+        <w:t xml:space="preserve">Folie 23 – Token statt echter Kartendaten?</w:t>
+      </w:r>
+    </w:p>
+    <w:p>
+      <w:pPr>
+        <w:pStyle w:val="FirstParagraph"/>
+      </w:pPr>
+      <w:r>
+        <w:t xml:space="preserve">Bei mobilen Bezahlsystemen können ersetzende Zahlungsinformationen verwendet werden.</w:t>
+      </w:r>
+    </w:p>
+    <w:p>
+      <w:pPr>
+        <w:pStyle w:val="BodyText"/>
+      </w:pPr>
+      <w:r>
+        <w:rPr>
+          <w:bCs/>
+          <w:b/>
+        </w:rPr>
+        <w:t xml:space="preserve">Tokenisierung:</w:t>
+      </w:r>
+      <w:r>
+        <w:t xml:space="preserve"> </w:t>
+      </w:r>
+      <w:r>
+        <w:t xml:space="preserve">Sensible Daten werden für einen bestimmten Zweck durch einen Ersatzwert – einen Token – repräsentiert.</w:t>
+      </w:r>
+    </w:p>
+    <w:p>
+      <w:pPr>
+        <w:pStyle w:val="BodyText"/>
+      </w:pPr>
+      <w:r>
+        <w:t xml:space="preserve">Vorteil:</w:t>
+      </w:r>
+      <w:r>
+        <w:t xml:space="preserve"> </w:t>
+      </w:r>
+      <w:r>
+        <w:t xml:space="preserve">Die eigentliche Kartennummer muss nicht in jeder Situation direkt verwendet oder übertragen werden.</w:t>
+      </w:r>
+    </w:p>
+    <w:bookmarkStart w:id="65" w:name="lehrerhinweis-22"/>
+    <w:p>
+      <w:pPr>
+        <w:pStyle w:val="Heading3"/>
+      </w:pPr>
+      <w:r>
+        <w:t xml:space="preserve">LEHRERHINWEIS</w:t>
+      </w:r>
+    </w:p>
+    <w:p>
+      <w:pPr>
+        <w:pStyle w:val="FirstParagraph"/>
+      </w:pPr>
+      <w:r>
+        <w:rPr>
+          <w:bCs/>
+          <w:b/>
+        </w:rPr>
+        <w:t xml:space="preserve">Token:</w:t>
+      </w:r>
+      <w:r>
+        <w:t xml:space="preserve"> </w:t>
+      </w:r>
+      <w:r>
+        <w:t xml:space="preserve">Ersatzwert, der in einem festgelegten Systemkontext auf zugrunde liegende Daten bzw. Berechtigungen verweist.</w:t>
+      </w:r>
+    </w:p>
+    <w:p>
+      <w:pPr>
+        <w:pStyle w:val="BodyText"/>
+      </w:pPr>
+      <w:r>
+        <w:t xml:space="preserve">Nicht behaupten, bei jeder mobilen Zahlung werde grundsätzlich nie eine Kartennummer verarbeitet. Die konkrete Tokenisierung und Zahlungsabwicklung hängt vom verwendeten System ab.</w:t>
+      </w:r>
+    </w:p>
+    <w:p>
+      <w:r>
+        <w:pict>
+          <v:rect style="width:0;height:1.5pt" o:hralign="center" o:hrstd="t" o:hr="t"/>
+        </w:pict>
+      </w:r>
+    </w:p>
+    <w:bookmarkEnd w:id="65"/>
+    <w:bookmarkEnd w:id="66"/>
+    <w:bookmarkStart w:id="68" w:name="X03dcb4b4f8af1167c89b4bbde4246d653cc59b7"/>
+    <w:p>
+      <w:pPr>
+        <w:pStyle w:val="Heading2"/>
+      </w:pPr>
+      <w:r>
+        <w:t xml:space="preserve">Folie 24 – Sicherheit entsteht in mehreren Schichten</w:t>
+      </w:r>
+    </w:p>
+    <w:p>
+      <w:pPr>
+        <w:pStyle w:val="FirstParagraph"/>
+      </w:pPr>
+      <w:r>
+        <w:t xml:space="preserve">Mögliche Schutzmechanismen:</w:t>
+      </w:r>
+      <w:r>
+        <w:t xml:space="preserve"> </w:t>
+      </w:r>
+      <w:r>
+        <w:t xml:space="preserve">- Gerätesperre</w:t>
+      </w:r>
+      <w:r>
+        <w:t xml:space="preserve"> </w:t>
+      </w:r>
+      <w:r>
+        <w:t xml:space="preserve">- PIN oder biometrische Freigabe</w:t>
+      </w:r>
+      <w:r>
+        <w:t xml:space="preserve"> </w:t>
+      </w:r>
+      <w:r>
+        <w:t xml:space="preserve">- App- und Betriebssystemschutz</w:t>
+      </w:r>
+      <w:r>
+        <w:t xml:space="preserve"> </w:t>
+      </w:r>
+      <w:r>
+        <w:t xml:space="preserve">- Tokenisierung</w:t>
+      </w:r>
+      <w:r>
+        <w:t xml:space="preserve"> </w:t>
+      </w:r>
+      <w:r>
+        <w:t xml:space="preserve">- kryptografische Verfahren</w:t>
+      </w:r>
+      <w:r>
+        <w:t xml:space="preserve"> </w:t>
+      </w:r>
+      <w:r>
+        <w:t xml:space="preserve">- Transaktionsprüfung</w:t>
+      </w:r>
+      <w:r>
+        <w:t xml:space="preserve"> </w:t>
+      </w:r>
+      <w:r>
+        <w:t xml:space="preserve">- Benachrichtigungen</w:t>
+      </w:r>
+      <w:r>
+        <w:t xml:space="preserve"> </w:t>
+      </w:r>
+      <w:r>
+        <w:t xml:space="preserve">- Sperrmöglichkeiten</w:t>
+      </w:r>
+    </w:p>
+    <w:p>
+      <w:pPr>
+        <w:pStyle w:val="BlockText"/>
+      </w:pPr>
+      <w:r>
+        <w:rPr>
+          <w:bCs/>
+          <w:b/>
+        </w:rPr>
+        <w:t xml:space="preserve">Keine einzelne Funktion schützt allein vor allen Risiken.</w:t>
+      </w:r>
+    </w:p>
+    <w:bookmarkStart w:id="67" w:name="lehrerhinweis-23"/>
+    <w:p>
+      <w:pPr>
+        <w:pStyle w:val="Heading3"/>
+      </w:pPr>
+      <w:r>
+        <w:t xml:space="preserve">LEHRERHINWEIS</w:t>
+      </w:r>
+    </w:p>
+    <w:p>
+      <w:pPr>
+        <w:pStyle w:val="FirstParagraph"/>
+      </w:pPr>
+      <w:r>
+        <w:rPr>
+          <w:bCs/>
+          <w:b/>
+        </w:rPr>
+        <w:t xml:space="preserve">Defense in Depth / mehrschichtige Sicherheit:</w:t>
+      </w:r>
+      <w:r>
+        <w:t xml:space="preserve"> </w:t>
+      </w:r>
+      <w:r>
+        <w:t xml:space="preserve">Mehrere voneinander ergänzende Schutzmaßnahmen reduzieren das Risiko, dass das Versagen einer einzelnen Maßnahme unmittelbar zum vollständigen Schutzverlust führt.</w:t>
+      </w:r>
+    </w:p>
+    <w:p>
+      <w:pPr>
+        <w:pStyle w:val="BodyText"/>
+      </w:pPr>
+      <w:r>
+        <w:t xml:space="preserve">Kryptografische Details sind hier nicht Schwerpunkt. Es genügt zu erklären, dass kryptografische Verfahren unter anderem Kommunikation, Integrität und Authentizität absichern können.</w:t>
+      </w:r>
+    </w:p>
+    <w:p>
+      <w:r>
+        <w:pict>
+          <v:rect style="width:0;height:1.5pt" o:hralign="center" o:hrstd="t" o:hr="t"/>
+        </w:pict>
+      </w:r>
+    </w:p>
+    <w:bookmarkEnd w:id="67"/>
+    <w:bookmarkEnd w:id="68"/>
+    <w:bookmarkStart w:id="70" w:name="folie-25-fall-das-smartphone-ist-weg"/>
+    <w:p>
+      <w:pPr>
+        <w:pStyle w:val="Heading2"/>
+      </w:pPr>
+      <w:r>
+        <w:t xml:space="preserve">Folie 25 – Fall: Das Smartphone ist weg</w:t>
+      </w:r>
+    </w:p>
+    <w:p>
+      <w:pPr>
+        <w:pStyle w:val="FirstParagraph"/>
+      </w:pPr>
+      <w:r>
+        <w:t xml:space="preserve">Welche Schutzmechanismen wirken bereits?</w:t>
+      </w:r>
+      <w:r>
+        <w:t xml:space="preserve"> </w:t>
+      </w:r>
+      <w:r>
+        <w:t xml:space="preserve">- Gerätesperre</w:t>
+      </w:r>
+      <w:r>
+        <w:t xml:space="preserve"> </w:t>
+      </w:r>
+      <w:r>
+        <w:t xml:space="preserve">- automatische Sperre</w:t>
+      </w:r>
+      <w:r>
+        <w:t xml:space="preserve"> </w:t>
+      </w:r>
+      <w:r>
+        <w:t xml:space="preserve">- Schutz der Wallet</w:t>
+      </w:r>
+      <w:r>
+        <w:t xml:space="preserve"> </w:t>
+      </w:r>
+      <w:r>
+        <w:t xml:space="preserve">- ggf. Ortungs- und Fernsperrfunktionen</w:t>
+      </w:r>
+      <w:r>
+        <w:t xml:space="preserve"> </w:t>
+      </w:r>
+      <w:r>
+        <w:t xml:space="preserve">- Kontoschutz</w:t>
+      </w:r>
+    </w:p>
+    <w:p>
+      <w:pPr>
+        <w:pStyle w:val="BodyText"/>
+      </w:pPr>
+      <w:r>
+        <w:t xml:space="preserve">Welche Risiken bleiben?</w:t>
+      </w:r>
+      <w:r>
+        <w:t xml:space="preserve"> </w:t>
+      </w:r>
+      <w:r>
+        <w:t xml:space="preserve">- Zugriff auf ungeschützte Daten</w:t>
+      </w:r>
+      <w:r>
+        <w:t xml:space="preserve"> </w:t>
+      </w:r>
+      <w:r>
+        <w:t xml:space="preserve">- aktive Sitzungen</w:t>
+      </w:r>
+      <w:r>
+        <w:t xml:space="preserve"> </w:t>
+      </w:r>
+      <w:r>
+        <w:t xml:space="preserve">- Nachrichten und Benachrichtigungen</w:t>
+      </w:r>
+      <w:r>
+        <w:t xml:space="preserve"> </w:t>
+      </w:r>
+      <w:r>
+        <w:t xml:space="preserve">- Wiederherstellungskonten</w:t>
+      </w:r>
+    </w:p>
+    <w:bookmarkStart w:id="69" w:name="lehrerhinweis-24"/>
+    <w:p>
+      <w:pPr>
+        <w:pStyle w:val="Heading3"/>
+      </w:pPr>
+      <w:r>
+        <w:t xml:space="preserve">LEHRERHINWEIS</w:t>
+      </w:r>
+    </w:p>
+    <w:p>
+      <w:pPr>
+        <w:pStyle w:val="FirstParagraph"/>
+      </w:pPr>
+      <w:r>
+        <w:t xml:space="preserve">Das Szenario sollte nicht nur auf Bezahlen reduziert werden. Ein verlorenes Smartphone kann Zugang zu E-Mail, sozialen Netzwerken, Cloud-Diensten und damit zu Passwort-Wiederherstellungsprozessen ermöglichen.</w:t>
+      </w:r>
+    </w:p>
+    <w:p>
+      <w:r>
+        <w:pict>
+          <v:rect style="width:0;height:1.5pt" o:hralign="center" o:hrstd="t" o:hr="t"/>
+        </w:pict>
+      </w:r>
+    </w:p>
+    <w:bookmarkEnd w:id="69"/>
+    <w:bookmarkEnd w:id="70"/>
+    <w:bookmarkStart w:id="72" w:name="folie-26-was-sollte-die-person-jetzt-tun"/>
+    <w:p>
+      <w:pPr>
+        <w:pStyle w:val="Heading2"/>
+      </w:pPr>
+      <w:r>
+        <w:t xml:space="preserve">Folie 26 – Was sollte die Person jetzt tun?</w:t>
+      </w:r>
+    </w:p>
+    <w:p>
+      <w:pPr>
+        <w:pStyle w:val="FirstParagraph"/>
+      </w:pPr>
+      <w:r>
+        <w:t xml:space="preserve">Maßnahmen priorisieren:</w:t>
+      </w:r>
+      <w:r>
+        <w:t xml:space="preserve"> </w:t>
+      </w:r>
+      <w:r>
+        <w:t xml:space="preserve">1. Gerät über vorhandene Funktionen orten bzw. sperren</w:t>
+      </w:r>
+      <w:r>
+        <w:t xml:space="preserve"> </w:t>
+      </w:r>
+      <w:r>
+        <w:t xml:space="preserve">2. kritische Konten und aktive Sitzungen prüfen</w:t>
+      </w:r>
+      <w:r>
+        <w:t xml:space="preserve"> </w:t>
+      </w:r>
+      <w:r>
+        <w:t xml:space="preserve">3. Mobilfunkanbieter bzw. SIM/eSIM bei Bedarf sperren lassen</w:t>
+      </w:r>
+      <w:r>
+        <w:t xml:space="preserve"> </w:t>
+      </w:r>
+      <w:r>
+        <w:t xml:space="preserve">4. Zahlungsfunktionen bzw. Zahlungsmittel prüfen und ggf. sperren</w:t>
+      </w:r>
+      <w:r>
+        <w:t xml:space="preserve"> </w:t>
+      </w:r>
+      <w:r>
+        <w:t xml:space="preserve">5. Passwörter ändern, wenn ein Zugriff möglich gewesen sein könnte</w:t>
+      </w:r>
+    </w:p>
+    <w:bookmarkStart w:id="71" w:name="lehrerhinweis-25"/>
+    <w:p>
+      <w:pPr>
+        <w:pStyle w:val="Heading3"/>
+      </w:pPr>
+      <w:r>
+        <w:t xml:space="preserve">LEHRERHINWEIS</w:t>
+      </w:r>
+    </w:p>
+    <w:p>
+      <w:pPr>
+        <w:pStyle w:val="FirstParagraph"/>
+      </w:pPr>
+      <w:r>
+        <w:t xml:space="preserve">Die genaue Reihenfolge hängt von der Situation ab. Wichtig ist die Priorisierung nach Risiko. Bei Diebstahl gelten zusätzlich organisatorische bzw. ggf. polizeiliche Schritte.</w:t>
+      </w:r>
+    </w:p>
+    <w:p>
+      <w:pPr>
+        <w:pStyle w:val="BodyText"/>
+      </w:pPr>
+      <w:r>
+        <w:rPr>
+          <w:bCs/>
+          <w:b/>
+        </w:rPr>
+        <w:t xml:space="preserve">eSIM:</w:t>
+      </w:r>
+      <w:r>
+        <w:t xml:space="preserve"> </w:t>
+      </w:r>
+      <w:r>
+        <w:t xml:space="preserve">Elektronisch im Gerät verwaltetes Teilnehmerprofil für Mobilfunk, das die Funktion einer klassischen herausnehmbaren SIM-Karte übernehmen kann.</w:t>
+      </w:r>
+    </w:p>
+    <w:p>
+      <w:r>
+        <w:pict>
+          <v:rect style="width:0;height:1.5pt" o:hralign="center" o:hrstd="t" o:hr="t"/>
+        </w:pict>
+      </w:r>
+    </w:p>
+    <w:bookmarkEnd w:id="71"/>
+    <w:bookmarkEnd w:id="72"/>
+    <w:bookmarkStart w:id="74" w:name="X539d10a416d54ad53c5967440ef7e3ca19ae10b"/>
+    <w:p>
+      <w:pPr>
+        <w:pStyle w:val="Heading2"/>
+      </w:pPr>
+      <w:r>
+        <w:t xml:space="preserve">Folie 27 – Energie ist eine begrenzte Ressource</w:t>
+      </w:r>
+    </w:p>
+    <w:p>
+      <w:pPr>
+        <w:pStyle w:val="FirstParagraph"/>
+      </w:pPr>
+      <w:r>
+        <w:t xml:space="preserve">Energie benötigen unter anderem:</w:t>
+      </w:r>
+      <w:r>
+        <w:t xml:space="preserve"> </w:t>
+      </w:r>
+      <w:r>
+        <w:t xml:space="preserve">- Display</w:t>
+      </w:r>
+      <w:r>
+        <w:t xml:space="preserve"> </w:t>
+      </w:r>
+      <w:r>
+        <w:t xml:space="preserve">- Prozessor und Grafik</w:t>
+      </w:r>
+      <w:r>
+        <w:t xml:space="preserve"> </w:t>
+      </w:r>
+      <w:r>
+        <w:t xml:space="preserve">- Mobilfunk, WLAN und Bluetooth</w:t>
+      </w:r>
+      <w:r>
+        <w:t xml:space="preserve"> </w:t>
+      </w:r>
+      <w:r>
+        <w:t xml:space="preserve">- Standortbestimmung</w:t>
+      </w:r>
+      <w:r>
+        <w:t xml:space="preserve"> </w:t>
+      </w:r>
+      <w:r>
+        <w:t xml:space="preserve">- Kamera</w:t>
+      </w:r>
+      <w:r>
+        <w:t xml:space="preserve"> </w:t>
+      </w:r>
+      <w:r>
+        <w:t xml:space="preserve">- Hintergrundaktivitäten von Apps</w:t>
+      </w:r>
+    </w:p>
+    <w:p>
+      <w:pPr>
+        <w:pStyle w:val="BlockText"/>
+      </w:pPr>
+      <w:r>
+        <w:rPr>
+          <w:bCs/>
+          <w:b/>
+        </w:rPr>
+        <w:t xml:space="preserve">Mobile Systeme müssen Leistung, Funktion und Energieverbrauch ausbalancieren.</w:t>
+      </w:r>
+    </w:p>
+    <w:bookmarkStart w:id="73" w:name="lehrerhinweis-26"/>
+    <w:p>
+      <w:pPr>
+        <w:pStyle w:val="Heading3"/>
+      </w:pPr>
+      <w:r>
+        <w:t xml:space="preserve">LEHRERHINWEIS</w:t>
+      </w:r>
+    </w:p>
+    <w:p>
+      <w:pPr>
+        <w:pStyle w:val="FirstParagraph"/>
+      </w:pPr>
+      <w:r>
+        <w:t xml:space="preserve">Bei mobilen Geräten ist Energieeffizienz ein wesentliches Entwurfsziel. Nicht jede aktivierte Funkfunktion verbraucht ständig gleich viel Energie; der Verbrauch hängt stark von Nutzung und Betriebszustand ab.</w:t>
+      </w:r>
+    </w:p>
+    <w:p>
+      <w:r>
+        <w:pict>
+          <v:rect style="width:0;height:1.5pt" o:hralign="center" o:hrstd="t" o:hr="t"/>
+        </w:pict>
+      </w:r>
+    </w:p>
+    <w:bookmarkEnd w:id="73"/>
+    <w:bookmarkEnd w:id="74"/>
+    <w:bookmarkStart w:id="76" w:name="folie-28-lithium-ionen-akkus"/>
+    <w:p>
+      <w:pPr>
+        <w:pStyle w:val="Heading2"/>
+      </w:pPr>
+      <w:r>
+        <w:t xml:space="preserve">Folie 28 – Lithium-Ionen-Akkus</w:t>
+      </w:r>
+    </w:p>
+    <w:p>
+      <w:pPr>
+        <w:pStyle w:val="FirstParagraph"/>
+      </w:pPr>
+      <w:r>
+        <w:t xml:space="preserve">Typische Eigenschaften:</w:t>
+      </w:r>
+      <w:r>
+        <w:t xml:space="preserve"> </w:t>
+      </w:r>
+      <w:r>
+        <w:t xml:space="preserve">- wiederaufladbar</w:t>
+      </w:r>
+      <w:r>
+        <w:t xml:space="preserve"> </w:t>
+      </w:r>
+      <w:r>
+        <w:t xml:space="preserve">- hohe Energiedichte</w:t>
+      </w:r>
+      <w:r>
+        <w:t xml:space="preserve"> </w:t>
+      </w:r>
+      <w:r>
+        <w:t xml:space="preserve">- Alterung über Zeit und Nutzung</w:t>
+      </w:r>
+      <w:r>
+        <w:t xml:space="preserve"> </w:t>
+      </w:r>
+      <w:r>
+        <w:t xml:space="preserve">- Wärme kann Alterung und Sicherheit beeinflussen</w:t>
+      </w:r>
+    </w:p>
+    <w:p>
+      <w:pPr>
+        <w:pStyle w:val="BodyText"/>
+      </w:pPr>
+      <w:r>
+        <w:rPr>
+          <w:bCs/>
+          <w:b/>
+        </w:rPr>
+        <w:t xml:space="preserve">Ladezyklus:</w:t>
+      </w:r>
+      <w:r>
+        <w:t xml:space="preserve"> </w:t>
+      </w:r>
+      <w:r>
+        <w:t xml:space="preserve">Nutzung einer Energiemenge, die insgesamt etwa einer vollständigen Akkukapazität entspricht – nicht zwingend ein einzelnes Laden von 0 auf 100 Prozent.</w:t>
+      </w:r>
+    </w:p>
+    <w:bookmarkStart w:id="75" w:name="lehrerhinweis-27"/>
+    <w:p>
+      <w:pPr>
+        <w:pStyle w:val="Heading3"/>
+      </w:pPr>
+      <w:r>
+        <w:t xml:space="preserve">LEHRERHINWEIS</w:t>
+      </w:r>
+    </w:p>
+    <w:p>
+      <w:pPr>
+        <w:pStyle w:val="FirstParagraph"/>
+      </w:pPr>
+      <w:r>
+        <w:rPr>
+          <w:bCs/>
+          <w:b/>
+        </w:rPr>
+        <w:t xml:space="preserve">Lithium-Ionen-Akku:</w:t>
+      </w:r>
+      <w:r>
+        <w:t xml:space="preserve"> </w:t>
+      </w:r>
+      <w:r>
+        <w:t xml:space="preserve">Sammelbegriff für wiederaufladbare Akkumulatoren auf Lithium-Ionen-Basis. Chemische Details sind nicht Unterrichtsschwerpunkt.</w:t>
+      </w:r>
+    </w:p>
+    <w:p>
+      <w:pPr>
+        <w:pStyle w:val="BodyText"/>
+      </w:pPr>
+      <w:r>
+        <w:t xml:space="preserve">Keine starren Alltagsregeln wie „immer genau zwischen 20 und 80 Prozent laden“ als allgemeingültige Pflicht vermitteln. Geräte besitzen eigene Lade- und Schutzmechanismen; Herstellerhinweise beachten.</w:t>
+      </w:r>
+    </w:p>
+    <w:p>
+      <w:r>
+        <w:pict>
+          <v:rect style="width:0;height:1.5pt" o:hralign="center" o:hrstd="t" o:hr="t"/>
+        </w:pict>
+      </w:r>
+    </w:p>
+    <w:bookmarkEnd w:id="75"/>
+    <w:bookmarkEnd w:id="76"/>
+    <w:bookmarkStart w:id="78" w:name="X025e6502c4dab70a5dcf354c91f23286770b384"/>
+    <w:p>
+      <w:pPr>
+        <w:pStyle w:val="Heading2"/>
+      </w:pPr>
+      <w:r>
+        <w:t xml:space="preserve">Folie 29 – Komfort, Datenschutz und Abhängigkeit</w:t>
+      </w:r>
+    </w:p>
+    <w:p>
+      <w:pPr>
+        <w:pStyle w:val="FirstParagraph"/>
+      </w:pPr>
+      <w:r>
+        <w:t xml:space="preserve">Mobile Endgeräte bieten:</w:t>
+      </w:r>
+      <w:r>
+        <w:t xml:space="preserve"> </w:t>
+      </w:r>
+      <w:r>
+        <w:t xml:space="preserve">- ständige Erreichbarkeit</w:t>
+      </w:r>
+      <w:r>
+        <w:t xml:space="preserve"> </w:t>
+      </w:r>
+      <w:r>
+        <w:t xml:space="preserve">- Navigation</w:t>
+      </w:r>
+      <w:r>
+        <w:t xml:space="preserve"> </w:t>
+      </w:r>
+      <w:r>
+        <w:t xml:space="preserve">- Bezahlen</w:t>
+      </w:r>
+      <w:r>
+        <w:t xml:space="preserve"> </w:t>
+      </w:r>
+      <w:r>
+        <w:t xml:space="preserve">- Kommunikation</w:t>
+      </w:r>
+      <w:r>
+        <w:t xml:space="preserve"> </w:t>
+      </w:r>
+      <w:r>
+        <w:t xml:space="preserve">- Zugriff auf Cloud-Daten</w:t>
+      </w:r>
+    </w:p>
+    <w:p>
+      <w:pPr>
+        <w:pStyle w:val="BodyText"/>
+      </w:pPr>
+      <w:r>
+        <w:t xml:space="preserve">Dadurch entstehen auch Abhängigkeiten:</w:t>
+      </w:r>
+      <w:r>
+        <w:t xml:space="preserve"> </w:t>
+      </w:r>
+      <w:r>
+        <w:t xml:space="preserve">- Akku</w:t>
+      </w:r>
+      <w:r>
+        <w:t xml:space="preserve"> </w:t>
+      </w:r>
+      <w:r>
+        <w:t xml:space="preserve">- Netzverbindung</w:t>
+      </w:r>
+      <w:r>
+        <w:t xml:space="preserve"> </w:t>
+      </w:r>
+      <w:r>
+        <w:t xml:space="preserve">- Benutzerkonto</w:t>
+      </w:r>
+      <w:r>
+        <w:t xml:space="preserve"> </w:t>
+      </w:r>
+      <w:r>
+        <w:t xml:space="preserve">- Anbieter und Dienste</w:t>
+      </w:r>
+      <w:r>
+        <w:t xml:space="preserve"> </w:t>
+      </w:r>
+      <w:r>
+        <w:t xml:space="preserve">- funktionierende Hardware</w:t>
+      </w:r>
+    </w:p>
+    <w:bookmarkStart w:id="77" w:name="lehrerhinweis-28"/>
+    <w:p>
+      <w:pPr>
+        <w:pStyle w:val="Heading3"/>
+      </w:pPr>
+      <w:r>
+        <w:t xml:space="preserve">LEHRERHINWEIS</w:t>
+      </w:r>
+    </w:p>
+    <w:p>
+      <w:pPr>
+        <w:pStyle w:val="FirstParagraph"/>
+      </w:pPr>
+      <w:r>
+        <w:t xml:space="preserve">Hier nicht nur Datenschutz diskutieren. Resilienz ist ebenfalls wichtig: Was funktioniert noch bei leerem Akku, Netzausfall, Kontosperre oder technischem Defekt?</w:t>
+      </w:r>
+    </w:p>
+    <w:p>
+      <w:r>
+        <w:pict>
+          <v:rect style="width:0;height:1.5pt" o:hralign="center" o:hrstd="t" o:hr="t"/>
+        </w:pict>
+      </w:r>
+    </w:p>
+    <w:bookmarkEnd w:id="77"/>
+    <w:bookmarkEnd w:id="78"/>
+    <w:bookmarkStart w:id="80" w:name="X033e2163dd46bba6c0b00c6277a211f27f08a11"/>
+    <w:p>
+      <w:pPr>
+        <w:pStyle w:val="Heading2"/>
+      </w:pPr>
+      <w:r>
+        <w:t xml:space="preserve">Folie 30 – Ist mobiles Bezahlen sicherer als Bargeld?</w:t>
+      </w:r>
+    </w:p>
+    <w:p>
+      <w:pPr>
+        <w:pStyle w:val="FirstParagraph"/>
+      </w:pPr>
+      <w:r>
+        <w:t xml:space="preserve">Die Aussage lässt sich nicht pauschal mit Ja oder Nein beantworten.</w:t>
+      </w:r>
+    </w:p>
+    <w:p>
+      <w:pPr>
+        <w:pStyle w:val="BodyText"/>
+      </w:pPr>
+      <w:r>
+        <w:t xml:space="preserve">Vergleiche:</w:t>
+      </w:r>
+      <w:r>
+        <w:t xml:space="preserve"> </w:t>
+      </w:r>
+      <w:r>
+        <w:t xml:space="preserve">- Verlust</w:t>
+      </w:r>
+      <w:r>
+        <w:t xml:space="preserve"> </w:t>
+      </w:r>
+      <w:r>
+        <w:t xml:space="preserve">- Diebstahl</w:t>
+      </w:r>
+      <w:r>
+        <w:t xml:space="preserve"> </w:t>
+      </w:r>
+      <w:r>
+        <w:t xml:space="preserve">- Nachverfolgbarkeit</w:t>
+      </w:r>
+      <w:r>
+        <w:t xml:space="preserve"> </w:t>
+      </w:r>
+      <w:r>
+        <w:t xml:space="preserve">- technische Ausfälle</w:t>
+      </w:r>
+      <w:r>
+        <w:t xml:space="preserve"> </w:t>
+      </w:r>
+      <w:r>
+        <w:t xml:space="preserve">- Datenschutz</w:t>
+      </w:r>
+      <w:r>
+        <w:t xml:space="preserve"> </w:t>
+      </w:r>
+      <w:r>
+        <w:t xml:space="preserve">- Sperrmöglichkeiten</w:t>
+      </w:r>
+      <w:r>
+        <w:t xml:space="preserve"> </w:t>
+      </w:r>
+      <w:r>
+        <w:t xml:space="preserve">- Komfort</w:t>
+      </w:r>
+    </w:p>
+    <w:p>
+      <w:pPr>
+        <w:pStyle w:val="BlockText"/>
+      </w:pPr>
+      <w:r>
+        <w:rPr>
+          <w:bCs/>
+          <w:b/>
+        </w:rPr>
+        <w:t xml:space="preserve">Sicherheit hängt von Bedrohung, Schutzmaßnahmen und Nutzungssituation ab.</w:t>
+      </w:r>
+    </w:p>
+    <w:bookmarkStart w:id="79" w:name="lehrerhinweis-29"/>
+    <w:p>
+      <w:pPr>
+        <w:pStyle w:val="Heading3"/>
+      </w:pPr>
+      <w:r>
+        <w:t xml:space="preserve">LEHRERHINWEIS</w:t>
+      </w:r>
+    </w:p>
+    <w:p>
+      <w:pPr>
+        <w:pStyle w:val="FirstParagraph"/>
+      </w:pPr>
+      <w:r>
+        <w:t xml:space="preserve">Bargeld und mobiles Bezahlen besitzen unterschiedliche Risikoprofile. Schüler sollen Bedingungen nennen und begründet abwägen statt ein allgemeines Ranking zu bilden.</w:t>
+      </w:r>
+    </w:p>
+    <w:p>
+      <w:r>
+        <w:pict>
+          <v:rect style="width:0;height:1.5pt" o:hralign="center" o:hrstd="t" o:hr="t"/>
+        </w:pict>
+      </w:r>
+    </w:p>
+    <w:bookmarkEnd w:id="79"/>
+    <w:bookmarkEnd w:id="80"/>
+    <w:bookmarkStart w:id="82" w:name="Xd94c8ab763de2584eff8c0cb35de28c53f48e4b"/>
+    <w:p>
+      <w:pPr>
+        <w:pStyle w:val="Heading2"/>
+      </w:pPr>
+      <w:r>
+        <w:t xml:space="preserve">Folie 31 – Ein mobiles Endgerät ist ein System</w:t>
+      </w:r>
+    </w:p>
+    <w:p>
+      <w:pPr>
+        <w:pStyle w:val="FirstParagraph"/>
+      </w:pPr>
+      <w:r>
+        <w:t xml:space="preserve">Sensoren liefern Daten.</w:t>
+      </w:r>
+    </w:p>
+    <w:p>
+      <w:pPr>
+        <w:pStyle w:val="BodyText"/>
+      </w:pPr>
+      <w:r>
+        <w:t xml:space="preserve">Das Betriebssystem verwaltet Hardware und Apps.</w:t>
+      </w:r>
+    </w:p>
+    <w:p>
+      <w:pPr>
+        <w:pStyle w:val="BodyText"/>
+      </w:pPr>
+      <w:r>
+        <w:t xml:space="preserve">Funktechniken verbinden das Gerät mit anderen Systemen.</w:t>
+      </w:r>
+    </w:p>
+    <w:p>
+      <w:pPr>
+        <w:pStyle w:val="BodyText"/>
+      </w:pPr>
+      <w:r>
+        <w:t xml:space="preserve">Cloud-Dienste können Daten synchronisieren.</w:t>
+      </w:r>
+    </w:p>
+    <w:p>
+      <w:pPr>
+        <w:pStyle w:val="BodyText"/>
+      </w:pPr>
+      <w:r>
+        <w:t xml:space="preserve">Sicherheitsmechanismen schützen mehrere Ebenen.</w:t>
+      </w:r>
+    </w:p>
+    <w:p>
+      <w:pPr>
+        <w:pStyle w:val="BlockText"/>
+      </w:pPr>
+      <w:r>
+        <w:rPr>
+          <w:bCs/>
+          <w:b/>
+        </w:rPr>
+        <w:t xml:space="preserve">Erst das Zusammenspiel macht aus vielen Komponenten ein mobiles Computersystem.</w:t>
+      </w:r>
+    </w:p>
+    <w:bookmarkStart w:id="81" w:name="lehrerhinweis-30"/>
+    <w:p>
+      <w:pPr>
+        <w:pStyle w:val="Heading3"/>
+      </w:pPr>
+      <w:r>
+        <w:t xml:space="preserve">LEHRERHINWEIS</w:t>
+      </w:r>
+    </w:p>
+    <w:p>
+      <w:pPr>
+        <w:pStyle w:val="FirstParagraph"/>
+      </w:pPr>
+      <w:r>
+        <w:t xml:space="preserve">Die Abschlussfolie führt die Teilthemen wieder zum Systemgedanken zusammen. Mobile Endgeräte eignen sich gut, um Hardware, Software, Kommunikation, Daten und Sicherheit als zusammenwirkende Bestandteile eines Informatiksystems zu betrachten.</w:t>
+      </w:r>
+    </w:p>
+    <w:bookmarkEnd w:id="81"/>
+    <w:bookmarkEnd w:id="82"/>
+    <w:bookmarkEnd w:id="83"/>
     <w:sectPr>
       <w:headerReference r:id="rId9" w:type="default"/>
       <w:footerReference r:id="rId11" w:type="default"/>
@@ -287,7 +3230,7 @@
       <w:rPr>
         <w:sz w:val="16"/>
       </w:rPr>
-      <w:t>Unterrichtsmaterial Oberschule Sachsen · Version v0.4.0-521-g87c4bcc-dirty · Build 19.08.2026</w:t>
+      <w:t>Unterrichtsmaterial Oberschule Sachsen · Version v0.4.0-527-gca6ed1b-dirty · Build 19.08.2026</w:t>
     </w:r>
   </w:p>
 </w:ftr>
@@ -597,6 +3540,82 @@
       </w:pPr>
     </w:lvl>
   </w:abstractNum>
+  <w:abstractNum w:abstractNumId="991">
+    <w:nsid w:val="A991"/>
+    <w:multiLevelType w:val="multilevel"/>
+    <w:lvl w:ilvl="0">
+      <w:numFmt w:val="bullet"/>
+      <w:lvlText w:val="•"/>
+      <w:lvlJc w:val="left"/>
+      <w:pPr>
+        <w:ind w:left="720" w:hanging="480"/>
+      </w:pPr>
+    </w:lvl>
+    <w:lvl w:ilvl="1">
+      <w:numFmt w:val="bullet"/>
+      <w:lvlText w:val="–"/>
+      <w:lvlJc w:val="left"/>
+      <w:pPr>
+        <w:ind w:left="1440" w:hanging="480"/>
+      </w:pPr>
+    </w:lvl>
+    <w:lvl w:ilvl="2">
+      <w:numFmt w:val="bullet"/>
+      <w:lvlText w:val="•"/>
+      <w:lvlJc w:val="left"/>
+      <w:pPr>
+        <w:ind w:left="2160" w:hanging="480"/>
+      </w:pPr>
+    </w:lvl>
+    <w:lvl w:ilvl="3">
+      <w:numFmt w:val="bullet"/>
+      <w:lvlText w:val="–"/>
+      <w:lvlJc w:val="left"/>
+      <w:pPr>
+        <w:ind w:left="2880" w:hanging="480"/>
+      </w:pPr>
+    </w:lvl>
+    <w:lvl w:ilvl="4">
+      <w:numFmt w:val="bullet"/>
+      <w:lvlText w:val="•"/>
+      <w:lvlJc w:val="left"/>
+      <w:pPr>
+        <w:ind w:left="3600" w:hanging="480"/>
+      </w:pPr>
+    </w:lvl>
+    <w:lvl w:ilvl="5">
+      <w:numFmt w:val="bullet"/>
+      <w:lvlText w:val="–"/>
+      <w:lvlJc w:val="left"/>
+      <w:pPr>
+        <w:ind w:left="4320" w:hanging="480"/>
+      </w:pPr>
+    </w:lvl>
+    <w:lvl w:ilvl="6">
+      <w:numFmt w:val="bullet"/>
+      <w:lvlText w:val="•"/>
+      <w:lvlJc w:val="left"/>
+      <w:pPr>
+        <w:ind w:left="5040" w:hanging="480"/>
+      </w:pPr>
+    </w:lvl>
+    <w:lvl w:ilvl="7">
+      <w:numFmt w:val="bullet"/>
+      <w:lvlText w:val="–"/>
+      <w:lvlJc w:val="left"/>
+      <w:pPr>
+        <w:ind w:left="5760" w:hanging="480"/>
+      </w:pPr>
+    </w:lvl>
+    <w:lvl w:ilvl="8">
+      <w:numFmt w:val="bullet"/>
+      <w:lvlText w:val="•"/>
+      <w:lvlJc w:val="left"/>
+      <w:pPr>
+        <w:ind w:left="6480" w:hanging="480"/>
+      </w:pPr>
+    </w:lvl>
+  </w:abstractNum>
   <w:num w:numId="1">
     <w:abstractNumId w:val="8"/>
   </w:num>
@@ -626,6 +3645,9 @@
   </w:num>
   <w:num w:numId="1000">
     <w:abstractNumId w:val="990"/>
+  </w:num>
+  <w:num w:numId="1001">
+    <w:abstractNumId w:val="991"/>
   </w:num>
 </w:numbering>
 </file>

--- a/Ausgabe/Klasse_10/04_Wahlbereich_Mobile_Endgeraete/05_Praesentationen/md.docx
+++ b/Ausgabe/Klasse_10/04_Wahlbereich_Mobile_Endgeraete/05_Praesentationen/md.docx
@@ -3230,7 +3230,7 @@
       <w:rPr>
         <w:sz w:val="16"/>
       </w:rPr>
-      <w:t>Unterrichtsmaterial Oberschule Sachsen · Version v0.4.0-527-gca6ed1b-dirty · Build 19.08.2026</w:t>
+      <w:t>Unterrichtsmaterial Oberschule Sachsen · Version v0.4.0-530-gbb43ae4-dirty · Build 20.08.2026</w:t>
     </w:r>
   </w:p>
 </w:ftr>

--- a/Ausgabe/Klasse_10/04_Wahlbereich_Mobile_Endgeraete/05_Praesentationen/md.docx
+++ b/Ausgabe/Klasse_10/04_Wahlbereich_Mobile_Endgeraete/05_Praesentationen/md.docx
@@ -3230,7 +3230,7 @@
       <w:rPr>
         <w:sz w:val="16"/>
       </w:rPr>
-      <w:t>Unterrichtsmaterial Oberschule Sachsen · Version v0.4.0-530-gbb43ae4-dirty · Build 20.08.2026</w:t>
+      <w:t>Unterrichtsmaterial Oberschule Sachsen · Version v0.4.0-534-gc09a6c6-dirty · Build 20.08.2026</w:t>
     </w:r>
   </w:p>
 </w:ftr>
